--- a/Backend/Director_Disclosure/Output_Disclosures/2024-25/ADANI_GREEN_ENERGY_TWENTY_SIX_LIMITED/MBP-1/MBP1_LATISH_SREEDHARAN_ACHARY_11055026.docx
+++ b/Backend/Director_Disclosure/Output_Disclosures/2024-25/ADANI_GREEN_ENERGY_TWENTY_SIX_LIMITED/MBP-1/MBP1_LATISH_SREEDHARAN_ACHARY_11055026.docx
@@ -93,152 +93,17 @@
     </w:p>
     <w:p>
       <w:pPr>
-        <w:spacing w:before="0" w:after="0"/>
-        <w:jc w:val="left"/>
-      </w:pPr>
-      <w:r>
-        <w:rPr>
-          <w:rFonts w:ascii="Adani" w:hAnsi="Adani"/>
-          <w:b w:val="0"/>
-          <w:sz w:val="20"/>
-          <w:u w:val="none"/>
-        </w:rPr>
-        <w:t>ADANI HYBRID ENERGY JAISALMER FIVE LIMITED</w:t>
-      </w:r>
-    </w:p>
-    <w:p>
-      <w:pPr>
-        <w:spacing w:before="0" w:after="0"/>
-        <w:jc w:val="left"/>
-      </w:pPr>
-      <w:r>
-        <w:rPr>
-          <w:rFonts w:ascii="Adani" w:hAnsi="Adani"/>
-          <w:b w:val="0"/>
-          <w:sz w:val="20"/>
-          <w:u w:val="none"/>
-        </w:rPr>
-        <w:t>ADANI GREEN ENERGY TWENTY FIVE LIMITED</w:t>
-      </w:r>
-    </w:p>
-    <w:p>
-      <w:pPr>
-        <w:spacing w:before="0" w:after="0"/>
-        <w:jc w:val="left"/>
-      </w:pPr>
-      <w:r>
-        <w:rPr>
-          <w:rFonts w:ascii="Adani" w:hAnsi="Adani"/>
-          <w:b w:val="0"/>
-          <w:sz w:val="20"/>
-          <w:u w:val="none"/>
-        </w:rPr>
-        <w:t>ADANI GREEN ENERGY TWENTY SEVEN LIMITED</w:t>
-      </w:r>
-    </w:p>
-    <w:p>
-      <w:pPr>
-        <w:spacing w:before="0" w:after="0"/>
-        <w:jc w:val="left"/>
-      </w:pPr>
-      <w:r>
-        <w:rPr>
-          <w:rFonts w:ascii="Adani" w:hAnsi="Adani"/>
-          <w:b w:val="0"/>
-          <w:sz w:val="20"/>
-          <w:u w:val="none"/>
-        </w:rPr>
-        <w:t>ADANI GREEN ENERGY TWENTY SIX LIMITED</w:t>
-      </w:r>
-    </w:p>
-    <w:p>
-      <w:pPr>
-        <w:spacing w:before="0" w:after="0"/>
-        <w:jc w:val="left"/>
-      </w:pPr>
-      <w:r>
-        <w:rPr>
-          <w:rFonts w:ascii="Adani" w:hAnsi="Adani"/>
-          <w:b w:val="0"/>
-          <w:sz w:val="20"/>
-          <w:u w:val="none"/>
-        </w:rPr>
-        <w:t>ADANI GREEN ENERGY THIRTY ONE LIMITED</w:t>
-      </w:r>
-    </w:p>
-    <w:p>
-      <w:pPr>
-        <w:spacing w:before="0" w:after="0"/>
-        <w:jc w:val="left"/>
-      </w:pPr>
-      <w:r>
-        <w:rPr>
-          <w:rFonts w:ascii="Adani" w:hAnsi="Adani"/>
-          <w:b w:val="0"/>
-          <w:sz w:val="20"/>
-          <w:u w:val="none"/>
-        </w:rPr>
-        <w:t>ADANI GREEN ENERGY TWENTY SEVEN B LIMITED</w:t>
-      </w:r>
-    </w:p>
-    <w:p>
-      <w:pPr>
-        <w:spacing w:before="0" w:after="0"/>
-        <w:jc w:val="left"/>
-      </w:pPr>
-      <w:r>
-        <w:rPr>
-          <w:rFonts w:ascii="Adani" w:hAnsi="Adani"/>
-          <w:b w:val="0"/>
-          <w:sz w:val="20"/>
-          <w:u w:val="none"/>
-        </w:rPr>
-        <w:t>ADANI RENEWABLE ENERGY HOLDING TWELVE LIMITED</w:t>
-      </w:r>
-    </w:p>
-    <w:p>
-      <w:pPr>
-        <w:spacing w:before="0" w:after="0"/>
-        <w:jc w:val="left"/>
-      </w:pPr>
-      <w:r>
-        <w:rPr>
-          <w:rFonts w:ascii="Adani" w:hAnsi="Adani"/>
-          <w:b w:val="0"/>
-          <w:sz w:val="20"/>
-          <w:u w:val="none"/>
-        </w:rPr>
-        <w:t>ADANI GREEN ENERGY THIRTY TWO LIMITED</w:t>
-      </w:r>
-    </w:p>
-    <w:p>
-      <w:pPr>
-        <w:spacing w:before="0" w:after="0"/>
-        <w:jc w:val="left"/>
-      </w:pPr>
-      <w:r>
-        <w:rPr>
-          <w:rFonts w:ascii="Adani" w:hAnsi="Adani"/>
-          <w:b w:val="0"/>
-          <w:sz w:val="20"/>
-          <w:u w:val="none"/>
-        </w:rPr>
-        <w:t>ADANI GREEN ENERGY TWENTY FOUR LIMITED</w:t>
-      </w:r>
-    </w:p>
-    <w:p>
-      <w:pPr>
         <w:spacing w:before="0" w:after="160"/>
         <w:jc w:val="left"/>
       </w:pPr>
       <w:r>
         <w:rPr>
           <w:rFonts w:ascii="Adani" w:hAnsi="Adani"/>
-          <w:b w:val="0"/>
+          <w:b/>
           <w:sz w:val="20"/>
           <w:u w:val="none"/>
         </w:rPr>
-        <w:t>ADANI RENEWABLE ENERGY HOLDING NINE LIMITED</w:t>
+        <w:t>ADANI GREEN ENERGY TWENTY SIX LIMITED</w:t>
       </w:r>
     </w:p>
     <w:p>
@@ -524,7 +389,7 @@
                 <w:sz w:val="18"/>
                 <w:u w:val="none"/>
               </w:rPr>
-              <w:t>ADANI HYBRID ENERGY JAISALMER FIVE LIMITED</w:t>
+              <w:t>ADANI GREEN ENERGY TWENTY FIVE LIMITED</w:t>
             </w:r>
           </w:p>
         </w:tc>
@@ -666,7 +531,7 @@
                 <w:sz w:val="18"/>
                 <w:u w:val="none"/>
               </w:rPr>
-              <w:t>ADANI GREEN ENERGY TWENTY FIVE LIMITED</w:t>
+              <w:t>ADANI HYBRID ENERGY JAISALMER FIVE LIMITED</w:t>
             </w:r>
           </w:p>
         </w:tc>
@@ -808,7 +673,7 @@
                 <w:sz w:val="18"/>
                 <w:u w:val="none"/>
               </w:rPr>
-              <w:t>ADANI GREEN ENERGY TWENTY SEVEN LIMITED</w:t>
+              <w:t>ADANI GREEN ENERGY TWENTY SIX LIMITED</w:t>
             </w:r>
           </w:p>
         </w:tc>
@@ -950,7 +815,7 @@
                 <w:sz w:val="18"/>
                 <w:u w:val="none"/>
               </w:rPr>
-              <w:t>ADANI GREEN ENERGY TWENTY SIX LIMITED</w:t>
+              <w:t>ADANI GREEN ENERGY TWENTY SEVEN LIMITED</w:t>
             </w:r>
           </w:p>
         </w:tc>
@@ -1234,7 +1099,7 @@
                 <w:sz w:val="18"/>
                 <w:u w:val="none"/>
               </w:rPr>
-              <w:t>ADANI GREEN ENERGY TWENTY SEVEN B LIMITED</w:t>
+              <w:t>ADANI RENEWABLE ENERGY HOLDING TWELVE LIMITED</w:t>
             </w:r>
           </w:p>
         </w:tc>
@@ -1376,7 +1241,7 @@
                 <w:sz w:val="18"/>
                 <w:u w:val="none"/>
               </w:rPr>
-              <w:t>ADANI RENEWABLE ENERGY HOLDING TWELVE LIMITED</w:t>
+              <w:t>ADANI GREEN ENERGY TWENTY SEVEN B LIMITED</w:t>
             </w:r>
           </w:p>
         </w:tc>
@@ -1660,7 +1525,7 @@
                 <w:sz w:val="18"/>
                 <w:u w:val="none"/>
               </w:rPr>
-              <w:t>ADANI GREEN ENERGY TWENTY FOUR LIMITED</w:t>
+              <w:t>ADANI RENEWABLE ENERGY HOLDING NINE LIMITED</w:t>
             </w:r>
           </w:p>
         </w:tc>
@@ -1802,7 +1667,7 @@
                 <w:sz w:val="18"/>
                 <w:u w:val="none"/>
               </w:rPr>
-              <w:t>ADANI RENEWABLE ENERGY HOLDING NINE LIMITED</w:t>
+              <w:t>ADANI GREEN ENERGY TWENTY FOUR LIMITED</w:t>
             </w:r>
           </w:p>
         </w:tc>
@@ -2123,7 +1988,7 @@
                 <w:sz w:val="18"/>
                 <w:u w:val="none"/>
               </w:rPr>
-              <w:t>Date:   07th May, 2026</w:t>
+              <w:t>Date:   15th May, 2026</w:t>
             </w:r>
           </w:p>
         </w:tc>
@@ -2389,174 +2254,441 @@
         <w:t>:</w:t>
       </w:r>
     </w:p>
-    <w:p>
-      <w:pPr>
-        <w:pStyle w:val="ListNumber"/>
-        <w:spacing w:before="0" w:after="40"/>
-        <w:ind w:left="720"/>
-      </w:pPr>
-      <w:r>
-        <w:rPr>
-          <w:rFonts w:ascii="Adani" w:hAnsi="Adani"/>
-          <w:b w:val="0"/>
-          <w:sz w:val="20"/>
-          <w:u w:val="none"/>
-        </w:rPr>
-        <w:t>Father</w:t>
-        <w:tab/>
-        <w:tab/>
-        <w:t>:</w:t>
-        <w:tab/>
-        <w:t>NIL</w:t>
-      </w:r>
-    </w:p>
-    <w:p>
-      <w:pPr>
-        <w:pStyle w:val="ListNumber"/>
-        <w:spacing w:before="0" w:after="40"/>
-        <w:ind w:left="720"/>
-      </w:pPr>
-      <w:r>
-        <w:rPr>
-          <w:rFonts w:ascii="Adani" w:hAnsi="Adani"/>
-          <w:b w:val="0"/>
-          <w:sz w:val="20"/>
-          <w:u w:val="none"/>
-        </w:rPr>
-        <w:t>Mother</w:t>
-        <w:tab/>
-        <w:tab/>
-        <w:t>:</w:t>
-        <w:tab/>
-        <w:t>NIL</w:t>
-      </w:r>
-    </w:p>
-    <w:p>
-      <w:pPr>
-        <w:pStyle w:val="ListNumber"/>
-        <w:spacing w:before="0" w:after="40"/>
-        <w:ind w:left="720"/>
-      </w:pPr>
-      <w:r>
-        <w:rPr>
-          <w:rFonts w:ascii="Adani" w:hAnsi="Adani"/>
-          <w:b w:val="0"/>
-          <w:sz w:val="20"/>
-          <w:u w:val="none"/>
-        </w:rPr>
-        <w:t>Son</w:t>
-        <w:tab/>
-        <w:tab/>
-        <w:t>:</w:t>
-        <w:tab/>
-        <w:t>NIL</w:t>
-      </w:r>
-    </w:p>
-    <w:p>
-      <w:pPr>
-        <w:pStyle w:val="ListNumber"/>
-        <w:spacing w:before="0" w:after="40"/>
-        <w:ind w:left="720"/>
-      </w:pPr>
-      <w:r>
-        <w:rPr>
-          <w:rFonts w:ascii="Adani" w:hAnsi="Adani"/>
-          <w:b w:val="0"/>
-          <w:sz w:val="20"/>
-          <w:u w:val="none"/>
-        </w:rPr>
-        <w:t>Son's Wife</w:t>
-        <w:tab/>
-        <w:tab/>
-        <w:t>:</w:t>
-        <w:tab/>
-        <w:t>NIL</w:t>
-      </w:r>
-    </w:p>
-    <w:p>
-      <w:pPr>
-        <w:pStyle w:val="ListNumber"/>
-        <w:spacing w:before="0" w:after="40"/>
-        <w:ind w:left="720"/>
-      </w:pPr>
-      <w:r>
-        <w:rPr>
-          <w:rFonts w:ascii="Adani" w:hAnsi="Adani"/>
-          <w:b w:val="0"/>
-          <w:sz w:val="20"/>
-          <w:u w:val="none"/>
-        </w:rPr>
-        <w:t>Daughter</w:t>
-        <w:tab/>
-        <w:tab/>
-        <w:t>:</w:t>
-        <w:tab/>
-        <w:t>NIL</w:t>
-      </w:r>
-    </w:p>
-    <w:p>
-      <w:pPr>
-        <w:pStyle w:val="ListNumber"/>
-        <w:spacing w:before="0" w:after="40"/>
-        <w:ind w:left="720"/>
-      </w:pPr>
-      <w:r>
-        <w:rPr>
-          <w:rFonts w:ascii="Adani" w:hAnsi="Adani"/>
-          <w:b w:val="0"/>
-          <w:sz w:val="20"/>
-          <w:u w:val="none"/>
-        </w:rPr>
-        <w:t>Daughter's Husband</w:t>
-        <w:tab/>
-        <w:tab/>
-        <w:t>:</w:t>
-        <w:tab/>
-        <w:t>NIL</w:t>
-      </w:r>
-    </w:p>
-    <w:p>
-      <w:pPr>
-        <w:pStyle w:val="ListNumber"/>
-        <w:spacing w:before="0" w:after="40"/>
-        <w:ind w:left="720"/>
-      </w:pPr>
-      <w:r>
-        <w:rPr>
-          <w:rFonts w:ascii="Adani" w:hAnsi="Adani"/>
-          <w:b w:val="0"/>
-          <w:sz w:val="20"/>
-          <w:u w:val="none"/>
-        </w:rPr>
-        <w:t>Brother</w:t>
-        <w:tab/>
-        <w:tab/>
-        <w:t>:</w:t>
-        <w:tab/>
-        <w:t>NIL</w:t>
-      </w:r>
-    </w:p>
-    <w:p>
-      <w:pPr>
-        <w:pStyle w:val="ListNumber"/>
-        <w:spacing w:before="0" w:after="40"/>
-        <w:ind w:left="720"/>
-      </w:pPr>
-      <w:r>
-        <w:rPr>
-          <w:rFonts w:ascii="Adani" w:hAnsi="Adani"/>
-          <w:b w:val="0"/>
-          <w:sz w:val="20"/>
-          <w:u w:val="none"/>
-        </w:rPr>
-        <w:t>Sister</w:t>
-        <w:tab/>
-        <w:tab/>
-        <w:t>:</w:t>
-        <w:tab/>
-        <w:t>NIL</w:t>
-      </w:r>
-    </w:p>
+    <w:tbl>
+      <w:tblPr>
+        <w:tblW w:type="auto" w:w="0"/>
+        <w:jc w:val="left"/>
+        <w:tblLook w:firstColumn="1" w:firstRow="1" w:lastColumn="0" w:lastRow="0" w:noHBand="0" w:noVBand="1" w:val="04A0"/>
+      </w:tblPr>
+      <w:tblGrid>
+        <w:gridCol w:w="4536"/>
+        <w:gridCol w:w="4536"/>
+      </w:tblGrid>
+      <w:tr>
+        <w:tc>
+          <w:tcPr>
+            <w:tcW w:type="dxa" w:w="4536"/>
+            <w:tcBorders>
+              <w:top w:val="none"/>
+              <w:bottom w:val="none"/>
+              <w:left w:val="none"/>
+              <w:right w:val="none"/>
+            </w:tcBorders>
+          </w:tcPr>
+          <w:p>
+            <w:pPr>
+              <w:ind w:left="720"/>
+            </w:pPr>
+            <w:r>
+              <w:rPr>
+                <w:rFonts w:ascii="Adani" w:hAnsi="Adani"/>
+                <w:b w:val="0"/>
+                <w:sz w:val="20"/>
+                <w:u w:val="none"/>
+              </w:rPr>
+              <w:t>1.</w:t>
+              <w:tab/>
+              <w:t>Father</w:t>
+              <w:tab/>
+              <w:t>:</w:t>
+            </w:r>
+          </w:p>
+        </w:tc>
+        <w:tc>
+          <w:tcPr>
+            <w:tcW w:type="dxa" w:w="4536"/>
+            <w:tcBorders>
+              <w:top w:val="none"/>
+              <w:bottom w:val="none"/>
+              <w:left w:val="none"/>
+              <w:right w:val="none"/>
+            </w:tcBorders>
+          </w:tcPr>
+          <w:p>
+            <w:r>
+              <w:rPr>
+                <w:rFonts w:ascii="Adani" w:hAnsi="Adani"/>
+                <w:b w:val="0"/>
+                <w:sz w:val="20"/>
+                <w:u w:val="none"/>
+              </w:rPr>
+              <w:t>NIL</w:t>
+            </w:r>
+          </w:p>
+        </w:tc>
+      </w:tr>
+      <w:tr>
+        <w:tc>
+          <w:tcPr>
+            <w:tcW w:type="dxa" w:w="4536"/>
+            <w:tcBorders>
+              <w:top w:val="none"/>
+              <w:bottom w:val="none"/>
+              <w:left w:val="none"/>
+              <w:right w:val="none"/>
+            </w:tcBorders>
+          </w:tcPr>
+          <w:p>
+            <w:pPr>
+              <w:ind w:left="720"/>
+            </w:pPr>
+            <w:r>
+              <w:rPr>
+                <w:rFonts w:ascii="Adani" w:hAnsi="Adani"/>
+                <w:b w:val="0"/>
+                <w:sz w:val="20"/>
+                <w:u w:val="none"/>
+              </w:rPr>
+              <w:t>2.</w:t>
+              <w:tab/>
+              <w:t>Mother</w:t>
+              <w:tab/>
+              <w:t>:</w:t>
+            </w:r>
+          </w:p>
+        </w:tc>
+        <w:tc>
+          <w:tcPr>
+            <w:tcW w:type="dxa" w:w="4536"/>
+            <w:tcBorders>
+              <w:top w:val="none"/>
+              <w:bottom w:val="none"/>
+              <w:left w:val="none"/>
+              <w:right w:val="none"/>
+            </w:tcBorders>
+          </w:tcPr>
+          <w:p>
+            <w:r>
+              <w:rPr>
+                <w:rFonts w:ascii="Adani" w:hAnsi="Adani"/>
+                <w:b w:val="0"/>
+                <w:sz w:val="20"/>
+                <w:u w:val="none"/>
+              </w:rPr>
+              <w:t>NIL</w:t>
+            </w:r>
+          </w:p>
+        </w:tc>
+      </w:tr>
+      <w:tr>
+        <w:tc>
+          <w:tcPr>
+            <w:tcW w:type="dxa" w:w="4536"/>
+            <w:tcBorders>
+              <w:top w:val="none"/>
+              <w:bottom w:val="none"/>
+              <w:left w:val="none"/>
+              <w:right w:val="none"/>
+            </w:tcBorders>
+          </w:tcPr>
+          <w:p>
+            <w:pPr>
+              <w:ind w:left="720"/>
+            </w:pPr>
+            <w:r>
+              <w:rPr>
+                <w:rFonts w:ascii="Adani" w:hAnsi="Adani"/>
+                <w:b w:val="0"/>
+                <w:sz w:val="20"/>
+                <w:u w:val="none"/>
+              </w:rPr>
+              <w:t>3.</w:t>
+              <w:tab/>
+              <w:t>Son</w:t>
+              <w:tab/>
+              <w:t>:</w:t>
+            </w:r>
+          </w:p>
+        </w:tc>
+        <w:tc>
+          <w:tcPr>
+            <w:tcW w:type="dxa" w:w="4536"/>
+            <w:tcBorders>
+              <w:top w:val="none"/>
+              <w:bottom w:val="none"/>
+              <w:left w:val="none"/>
+              <w:right w:val="none"/>
+            </w:tcBorders>
+          </w:tcPr>
+          <w:p>
+            <w:r>
+              <w:rPr>
+                <w:rFonts w:ascii="Adani" w:hAnsi="Adani"/>
+                <w:b w:val="0"/>
+                <w:sz w:val="20"/>
+                <w:u w:val="none"/>
+              </w:rPr>
+              <w:t>NIL</w:t>
+            </w:r>
+          </w:p>
+        </w:tc>
+      </w:tr>
+      <w:tr>
+        <w:tc>
+          <w:tcPr>
+            <w:tcW w:type="dxa" w:w="4536"/>
+            <w:tcBorders>
+              <w:top w:val="none"/>
+              <w:bottom w:val="none"/>
+              <w:left w:val="none"/>
+              <w:right w:val="none"/>
+            </w:tcBorders>
+          </w:tcPr>
+          <w:p>
+            <w:pPr>
+              <w:ind w:left="720"/>
+            </w:pPr>
+            <w:r>
+              <w:rPr>
+                <w:rFonts w:ascii="Adani" w:hAnsi="Adani"/>
+                <w:b w:val="0"/>
+                <w:sz w:val="20"/>
+                <w:u w:val="none"/>
+              </w:rPr>
+              <w:t>4.</w:t>
+              <w:tab/>
+              <w:t>Son's Wife</w:t>
+              <w:tab/>
+              <w:t>:</w:t>
+            </w:r>
+          </w:p>
+        </w:tc>
+        <w:tc>
+          <w:tcPr>
+            <w:tcW w:type="dxa" w:w="4536"/>
+            <w:tcBorders>
+              <w:top w:val="none"/>
+              <w:bottom w:val="none"/>
+              <w:left w:val="none"/>
+              <w:right w:val="none"/>
+            </w:tcBorders>
+          </w:tcPr>
+          <w:p>
+            <w:r>
+              <w:rPr>
+                <w:rFonts w:ascii="Adani" w:hAnsi="Adani"/>
+                <w:b w:val="0"/>
+                <w:sz w:val="20"/>
+                <w:u w:val="none"/>
+              </w:rPr>
+              <w:t>NIL</w:t>
+            </w:r>
+          </w:p>
+        </w:tc>
+      </w:tr>
+      <w:tr>
+        <w:tc>
+          <w:tcPr>
+            <w:tcW w:type="dxa" w:w="4536"/>
+            <w:tcBorders>
+              <w:top w:val="none"/>
+              <w:bottom w:val="none"/>
+              <w:left w:val="none"/>
+              <w:right w:val="none"/>
+            </w:tcBorders>
+          </w:tcPr>
+          <w:p>
+            <w:pPr>
+              <w:ind w:left="720"/>
+            </w:pPr>
+            <w:r>
+              <w:rPr>
+                <w:rFonts w:ascii="Adani" w:hAnsi="Adani"/>
+                <w:b w:val="0"/>
+                <w:sz w:val="20"/>
+                <w:u w:val="none"/>
+              </w:rPr>
+              <w:t>5.</w:t>
+              <w:tab/>
+              <w:t>Daughter</w:t>
+              <w:tab/>
+              <w:t>:</w:t>
+            </w:r>
+          </w:p>
+        </w:tc>
+        <w:tc>
+          <w:tcPr>
+            <w:tcW w:type="dxa" w:w="4536"/>
+            <w:tcBorders>
+              <w:top w:val="none"/>
+              <w:bottom w:val="none"/>
+              <w:left w:val="none"/>
+              <w:right w:val="none"/>
+            </w:tcBorders>
+          </w:tcPr>
+          <w:p>
+            <w:r>
+              <w:rPr>
+                <w:rFonts w:ascii="Adani" w:hAnsi="Adani"/>
+                <w:b w:val="0"/>
+                <w:sz w:val="20"/>
+                <w:u w:val="none"/>
+              </w:rPr>
+              <w:t>NIL</w:t>
+            </w:r>
+          </w:p>
+        </w:tc>
+      </w:tr>
+      <w:tr>
+        <w:tc>
+          <w:tcPr>
+            <w:tcW w:type="dxa" w:w="4536"/>
+            <w:tcBorders>
+              <w:top w:val="none"/>
+              <w:bottom w:val="none"/>
+              <w:left w:val="none"/>
+              <w:right w:val="none"/>
+            </w:tcBorders>
+          </w:tcPr>
+          <w:p>
+            <w:pPr>
+              <w:ind w:left="720"/>
+            </w:pPr>
+            <w:r>
+              <w:rPr>
+                <w:rFonts w:ascii="Adani" w:hAnsi="Adani"/>
+                <w:b w:val="0"/>
+                <w:sz w:val="20"/>
+                <w:u w:val="none"/>
+              </w:rPr>
+              <w:t>6.</w:t>
+              <w:tab/>
+              <w:t>Daughter's Husband</w:t>
+              <w:tab/>
+              <w:t>:</w:t>
+            </w:r>
+          </w:p>
+        </w:tc>
+        <w:tc>
+          <w:tcPr>
+            <w:tcW w:type="dxa" w:w="4536"/>
+            <w:tcBorders>
+              <w:top w:val="none"/>
+              <w:bottom w:val="none"/>
+              <w:left w:val="none"/>
+              <w:right w:val="none"/>
+            </w:tcBorders>
+          </w:tcPr>
+          <w:p>
+            <w:r>
+              <w:rPr>
+                <w:rFonts w:ascii="Adani" w:hAnsi="Adani"/>
+                <w:b w:val="0"/>
+                <w:sz w:val="20"/>
+                <w:u w:val="none"/>
+              </w:rPr>
+              <w:t>NIL</w:t>
+            </w:r>
+          </w:p>
+        </w:tc>
+      </w:tr>
+      <w:tr>
+        <w:tc>
+          <w:tcPr>
+            <w:tcW w:type="dxa" w:w="4536"/>
+            <w:tcBorders>
+              <w:top w:val="none"/>
+              <w:bottom w:val="none"/>
+              <w:left w:val="none"/>
+              <w:right w:val="none"/>
+            </w:tcBorders>
+          </w:tcPr>
+          <w:p>
+            <w:pPr>
+              <w:ind w:left="720"/>
+            </w:pPr>
+            <w:r>
+              <w:rPr>
+                <w:rFonts w:ascii="Adani" w:hAnsi="Adani"/>
+                <w:b w:val="0"/>
+                <w:sz w:val="20"/>
+                <w:u w:val="none"/>
+              </w:rPr>
+              <w:t>7.</w:t>
+              <w:tab/>
+              <w:t>Brother</w:t>
+              <w:tab/>
+              <w:t>:</w:t>
+            </w:r>
+          </w:p>
+        </w:tc>
+        <w:tc>
+          <w:tcPr>
+            <w:tcW w:type="dxa" w:w="4536"/>
+            <w:tcBorders>
+              <w:top w:val="none"/>
+              <w:bottom w:val="none"/>
+              <w:left w:val="none"/>
+              <w:right w:val="none"/>
+            </w:tcBorders>
+          </w:tcPr>
+          <w:p>
+            <w:r>
+              <w:rPr>
+                <w:rFonts w:ascii="Adani" w:hAnsi="Adani"/>
+                <w:b w:val="0"/>
+                <w:sz w:val="20"/>
+                <w:u w:val="none"/>
+              </w:rPr>
+              <w:t>NIL</w:t>
+            </w:r>
+          </w:p>
+        </w:tc>
+      </w:tr>
+      <w:tr>
+        <w:tc>
+          <w:tcPr>
+            <w:tcW w:type="dxa" w:w="4536"/>
+            <w:tcBorders>
+              <w:top w:val="none"/>
+              <w:bottom w:val="none"/>
+              <w:left w:val="none"/>
+              <w:right w:val="none"/>
+            </w:tcBorders>
+          </w:tcPr>
+          <w:p>
+            <w:pPr>
+              <w:ind w:left="720"/>
+            </w:pPr>
+            <w:r>
+              <w:rPr>
+                <w:rFonts w:ascii="Adani" w:hAnsi="Adani"/>
+                <w:b w:val="0"/>
+                <w:sz w:val="20"/>
+                <w:u w:val="none"/>
+              </w:rPr>
+              <w:t>8.</w:t>
+              <w:tab/>
+              <w:t>Sister</w:t>
+              <w:tab/>
+              <w:t>:</w:t>
+            </w:r>
+          </w:p>
+        </w:tc>
+        <w:tc>
+          <w:tcPr>
+            <w:tcW w:type="dxa" w:w="4536"/>
+            <w:tcBorders>
+              <w:top w:val="none"/>
+              <w:bottom w:val="none"/>
+              <w:left w:val="none"/>
+              <w:right w:val="none"/>
+            </w:tcBorders>
+          </w:tcPr>
+          <w:p>
+            <w:r>
+              <w:rPr>
+                <w:rFonts w:ascii="Adani" w:hAnsi="Adani"/>
+                <w:b w:val="0"/>
+                <w:sz w:val="20"/>
+                <w:u w:val="none"/>
+              </w:rPr>
+              <w:t>NIL</w:t>
+            </w:r>
+          </w:p>
+        </w:tc>
+      </w:tr>
+    </w:tbl>
     <w:p/>
     <w:p>
       <w:pPr>
@@ -2893,7 +3025,7 @@
                 <w:sz w:val="18"/>
                 <w:u w:val="none"/>
               </w:rPr>
-              <w:t>Date:   07th May, 2026</w:t>
+              <w:t>Date:   15th May, 2026</w:t>
             </w:r>
           </w:p>
         </w:tc>
@@ -3054,7 +3186,7 @@
           <w:sz w:val="20"/>
           <w:u w:val="none"/>
         </w:rPr>
-        <w:t>07th May, 2026</w:t>
+        <w:t>15th May, 2026</w:t>
       </w:r>
     </w:p>
     <w:p>
@@ -3099,6 +3231,21 @@
           <w:sz w:val="20"/>
           <w:u w:val="none"/>
         </w:rPr>
+        <w:t>ADANI GREEN ENERGY TWENTY FIVE LIMITED</w:t>
+      </w:r>
+    </w:p>
+    <w:p>
+      <w:pPr>
+        <w:spacing w:before="0" w:after="20"/>
+        <w:jc w:val="left"/>
+      </w:pPr>
+      <w:r>
+        <w:rPr>
+          <w:rFonts w:ascii="Adani" w:hAnsi="Adani"/>
+          <w:b/>
+          <w:sz w:val="20"/>
+          <w:u w:val="none"/>
+        </w:rPr>
         <w:t>ADANI HYBRID ENERGY JAISALMER FIVE LIMITED</w:t>
       </w:r>
     </w:p>
@@ -3114,7 +3261,7 @@
           <w:sz w:val="20"/>
           <w:u w:val="none"/>
         </w:rPr>
-        <w:t>ADANI GREEN ENERGY TWENTY FIVE LIMITED</w:t>
+        <w:t>ADANI GREEN ENERGY TWENTY SIX LIMITED</w:t>
       </w:r>
     </w:p>
     <w:p>
@@ -3144,7 +3291,7 @@
           <w:sz w:val="20"/>
           <w:u w:val="none"/>
         </w:rPr>
-        <w:t>ADANI GREEN ENERGY TWENTY SIX LIMITED</w:t>
+        <w:t>ADANI GREEN ENERGY THIRTY ONE LIMITED</w:t>
       </w:r>
     </w:p>
     <w:p>
@@ -3159,7 +3306,7 @@
           <w:sz w:val="20"/>
           <w:u w:val="none"/>
         </w:rPr>
-        <w:t>ADANI GREEN ENERGY THIRTY ONE LIMITED</w:t>
+        <w:t>ADANI RENEWABLE ENERGY HOLDING TWELVE LIMITED</w:t>
       </w:r>
     </w:p>
     <w:p>
@@ -3189,21 +3336,6 @@
           <w:sz w:val="20"/>
           <w:u w:val="none"/>
         </w:rPr>
-        <w:t>ADANI RENEWABLE ENERGY HOLDING TWELVE LIMITED</w:t>
-      </w:r>
-    </w:p>
-    <w:p>
-      <w:pPr>
-        <w:spacing w:before="0" w:after="20"/>
-        <w:jc w:val="left"/>
-      </w:pPr>
-      <w:r>
-        <w:rPr>
-          <w:rFonts w:ascii="Adani" w:hAnsi="Adani"/>
-          <w:b/>
-          <w:sz w:val="20"/>
-          <w:u w:val="none"/>
-        </w:rPr>
         <w:t>ADANI GREEN ENERGY THIRTY TWO LIMITED</w:t>
       </w:r>
     </w:p>
@@ -3219,7 +3351,7 @@
           <w:sz w:val="20"/>
           <w:u w:val="none"/>
         </w:rPr>
-        <w:t>ADANI GREEN ENERGY TWENTY FOUR LIMITED</w:t>
+        <w:t>ADANI RENEWABLE ENERGY HOLDING NINE LIMITED</w:t>
       </w:r>
     </w:p>
     <w:p>
@@ -3234,7 +3366,7 @@
           <w:sz w:val="20"/>
           <w:u w:val="none"/>
         </w:rPr>
-        <w:t>ADANI RENEWABLE ENERGY HOLDING NINE LIMITED</w:t>
+        <w:t>ADANI GREEN ENERGY TWENTY FOUR LIMITED</w:t>
       </w:r>
     </w:p>
     <w:p/>
@@ -3295,6 +3427,21 @@
           <w:sz w:val="20"/>
           <w:u w:val="none"/>
         </w:rPr>
+        <w:t>ADANI GREEN ENERGY TWENTY FIVE LIMITED</w:t>
+      </w:r>
+    </w:p>
+    <w:p>
+      <w:pPr>
+        <w:spacing w:before="0" w:after="20"/>
+        <w:jc w:val="left"/>
+      </w:pPr>
+      <w:r>
+        <w:rPr>
+          <w:rFonts w:ascii="Adani" w:hAnsi="Adani"/>
+          <w:b w:val="0"/>
+          <w:sz w:val="20"/>
+          <w:u w:val="none"/>
+        </w:rPr>
         <w:t>ADANI HYBRID ENERGY JAISALMER FIVE LIMITED</w:t>
       </w:r>
     </w:p>
@@ -3310,7 +3457,7 @@
           <w:sz w:val="20"/>
           <w:u w:val="none"/>
         </w:rPr>
-        <w:t>ADANI GREEN ENERGY TWENTY FIVE LIMITED</w:t>
+        <w:t>ADANI GREEN ENERGY TWENTY SIX LIMITED</w:t>
       </w:r>
     </w:p>
     <w:p>
@@ -3340,7 +3487,7 @@
           <w:sz w:val="20"/>
           <w:u w:val="none"/>
         </w:rPr>
-        <w:t>ADANI GREEN ENERGY TWENTY SIX LIMITED</w:t>
+        <w:t>ADANI GREEN ENERGY THIRTY ONE LIMITED</w:t>
       </w:r>
     </w:p>
     <w:p>
@@ -3355,7 +3502,7 @@
           <w:sz w:val="20"/>
           <w:u w:val="none"/>
         </w:rPr>
-        <w:t>ADANI GREEN ENERGY THIRTY ONE LIMITED</w:t>
+        <w:t>ADANI RENEWABLE ENERGY HOLDING TWELVE LIMITED</w:t>
       </w:r>
     </w:p>
     <w:p>
@@ -3385,21 +3532,6 @@
           <w:sz w:val="20"/>
           <w:u w:val="none"/>
         </w:rPr>
-        <w:t>ADANI RENEWABLE ENERGY HOLDING TWELVE LIMITED</w:t>
-      </w:r>
-    </w:p>
-    <w:p>
-      <w:pPr>
-        <w:spacing w:before="0" w:after="20"/>
-        <w:jc w:val="left"/>
-      </w:pPr>
-      <w:r>
-        <w:rPr>
-          <w:rFonts w:ascii="Adani" w:hAnsi="Adani"/>
-          <w:b w:val="0"/>
-          <w:sz w:val="20"/>
-          <w:u w:val="none"/>
-        </w:rPr>
         <w:t>ADANI GREEN ENERGY THIRTY TWO LIMITED</w:t>
       </w:r>
     </w:p>
@@ -3415,7 +3547,7 @@
           <w:sz w:val="20"/>
           <w:u w:val="none"/>
         </w:rPr>
-        <w:t>ADANI GREEN ENERGY TWENTY FOUR LIMITED</w:t>
+        <w:t>ADANI RENEWABLE ENERGY HOLDING NINE LIMITED</w:t>
       </w:r>
     </w:p>
     <w:p>
@@ -3430,7 +3562,7 @@
           <w:sz w:val="20"/>
           <w:u w:val="none"/>
         </w:rPr>
-        <w:t>ADANI RENEWABLE ENERGY HOLDING NINE LIMITED</w:t>
+        <w:t>ADANI GREEN ENERGY TWENTY FOUR LIMITED</w:t>
       </w:r>
     </w:p>
     <w:p/>
@@ -4429,6 +4561,120 @@
                 <w:sz w:val="18"/>
                 <w:u w:val="none"/>
               </w:rPr>
+              <w:t>U40300GJ2020PLC111945</w:t>
+            </w:r>
+          </w:p>
+        </w:tc>
+        <w:tc>
+          <w:tcPr>
+            <w:tcW w:type="dxa" w:w="4252"/>
+            <w:shd w:val="clear" w:color="auto" w:fill="FFFFFF"/>
+            <w:tcBorders>
+              <w:top w:val="single" w:sz="4" w:space="0" w:color="000000"/>
+              <w:left w:val="single" w:sz="4" w:space="0" w:color="000000"/>
+              <w:bottom w:val="single" w:sz="4" w:space="0" w:color="000000"/>
+              <w:right w:val="single" w:sz="4" w:space="0" w:color="000000"/>
+            </w:tcBorders>
+            <w:vAlign w:val="center"/>
+          </w:tcPr>
+          <w:p>
+            <w:pPr>
+              <w:spacing w:before="40" w:after="40"/>
+              <w:jc w:val="left"/>
+            </w:pPr>
+            <w:r>
+              <w:rPr>
+                <w:rFonts w:ascii="Adani" w:hAnsi="Adani"/>
+                <w:b w:val="0"/>
+                <w:sz w:val="18"/>
+                <w:u w:val="none"/>
+              </w:rPr>
+              <w:t>ADANI GREEN ENERGY TWENTY FIVE LIMITED</w:t>
+            </w:r>
+          </w:p>
+        </w:tc>
+        <w:tc>
+          <w:tcPr>
+            <w:tcW w:type="dxa" w:w="1587"/>
+            <w:shd w:val="clear" w:color="auto" w:fill="FFFFFF"/>
+            <w:tcBorders>
+              <w:top w:val="single" w:sz="4" w:space="0" w:color="000000"/>
+              <w:left w:val="single" w:sz="4" w:space="0" w:color="000000"/>
+              <w:bottom w:val="single" w:sz="4" w:space="0" w:color="000000"/>
+              <w:right w:val="single" w:sz="4" w:space="0" w:color="000000"/>
+            </w:tcBorders>
+            <w:vAlign w:val="center"/>
+          </w:tcPr>
+          <w:p>
+            <w:pPr>
+              <w:spacing w:before="40" w:after="40"/>
+              <w:jc w:val="left"/>
+            </w:pPr>
+            <w:r>
+              <w:rPr>
+                <w:rFonts w:ascii="Adani" w:hAnsi="Adani"/>
+                <w:b w:val="0"/>
+                <w:sz w:val="18"/>
+                <w:u w:val="none"/>
+              </w:rPr>
+              <w:t>Director</w:t>
+            </w:r>
+          </w:p>
+        </w:tc>
+        <w:tc>
+          <w:tcPr>
+            <w:tcW w:type="dxa" w:w="1304"/>
+            <w:shd w:val="clear" w:color="auto" w:fill="FFFFFF"/>
+            <w:tcBorders>
+              <w:top w:val="single" w:sz="4" w:space="0" w:color="000000"/>
+              <w:left w:val="single" w:sz="4" w:space="0" w:color="000000"/>
+              <w:bottom w:val="single" w:sz="4" w:space="0" w:color="000000"/>
+              <w:right w:val="single" w:sz="4" w:space="0" w:color="000000"/>
+            </w:tcBorders>
+            <w:vAlign w:val="center"/>
+          </w:tcPr>
+          <w:p>
+            <w:pPr>
+              <w:spacing w:before="40" w:after="40"/>
+              <w:jc w:val="left"/>
+            </w:pPr>
+            <w:r>
+              <w:rPr>
+                <w:rFonts w:ascii="Adani" w:hAnsi="Adani"/>
+                <w:b w:val="0"/>
+                <w:sz w:val="18"/>
+                <w:u w:val="none"/>
+              </w:rPr>
+              <w:t>24/06/2025</w:t>
+            </w:r>
+          </w:p>
+        </w:tc>
+      </w:tr>
+      <w:tr>
+        <w:tc>
+          <w:tcPr>
+            <w:tcW w:type="dxa" w:w="2268"/>
+            <w:shd w:val="clear" w:color="auto" w:fill="FFFFFF"/>
+            <w:tcBorders>
+              <w:top w:val="single" w:sz="4" w:space="0" w:color="000000"/>
+              <w:left w:val="single" w:sz="4" w:space="0" w:color="000000"/>
+              <w:bottom w:val="single" w:sz="4" w:space="0" w:color="000000"/>
+              <w:right w:val="single" w:sz="4" w:space="0" w:color="000000"/>
+            </w:tcBorders>
+            <w:vAlign w:val="center"/>
+          </w:tcPr>
+          <w:p>
+            <w:pPr>
+              <w:spacing w:before="40" w:after="40"/>
+              <w:jc w:val="left"/>
+            </w:pPr>
+            <w:r>
+              <w:rPr>
+                <w:rFonts w:ascii="Adani" w:hAnsi="Adani"/>
+                <w:b w:val="0"/>
+                <w:sz w:val="18"/>
+                <w:u w:val="none"/>
+              </w:rPr>
               <w:t>U40300GJ2020PLC111951</w:t>
             </w:r>
           </w:p>
@@ -4543,7 +4789,7 @@
                 <w:sz w:val="18"/>
                 <w:u w:val="none"/>
               </w:rPr>
-              <w:t>U40300GJ2020PLC111945</w:t>
+              <w:t>U40300GJ2020PLC111947</w:t>
             </w:r>
           </w:p>
         </w:tc>
@@ -4571,121 +4817,7 @@
                 <w:sz w:val="18"/>
                 <w:u w:val="none"/>
               </w:rPr>
-              <w:t>ADANI GREEN ENERGY TWENTY FIVE LIMITED</w:t>
-            </w:r>
-          </w:p>
-        </w:tc>
-        <w:tc>
-          <w:tcPr>
-            <w:tcW w:type="dxa" w:w="1587"/>
-            <w:shd w:val="clear" w:color="auto" w:fill="FFFFFF"/>
-            <w:tcBorders>
-              <w:top w:val="single" w:sz="4" w:space="0" w:color="000000"/>
-              <w:left w:val="single" w:sz="4" w:space="0" w:color="000000"/>
-              <w:bottom w:val="single" w:sz="4" w:space="0" w:color="000000"/>
-              <w:right w:val="single" w:sz="4" w:space="0" w:color="000000"/>
-            </w:tcBorders>
-            <w:vAlign w:val="center"/>
-          </w:tcPr>
-          <w:p>
-            <w:pPr>
-              <w:spacing w:before="40" w:after="40"/>
-              <w:jc w:val="left"/>
-            </w:pPr>
-            <w:r>
-              <w:rPr>
-                <w:rFonts w:ascii="Adani" w:hAnsi="Adani"/>
-                <w:b w:val="0"/>
-                <w:sz w:val="18"/>
-                <w:u w:val="none"/>
-              </w:rPr>
-              <w:t>Director</w:t>
-            </w:r>
-          </w:p>
-        </w:tc>
-        <w:tc>
-          <w:tcPr>
-            <w:tcW w:type="dxa" w:w="1304"/>
-            <w:shd w:val="clear" w:color="auto" w:fill="FFFFFF"/>
-            <w:tcBorders>
-              <w:top w:val="single" w:sz="4" w:space="0" w:color="000000"/>
-              <w:left w:val="single" w:sz="4" w:space="0" w:color="000000"/>
-              <w:bottom w:val="single" w:sz="4" w:space="0" w:color="000000"/>
-              <w:right w:val="single" w:sz="4" w:space="0" w:color="000000"/>
-            </w:tcBorders>
-            <w:vAlign w:val="center"/>
-          </w:tcPr>
-          <w:p>
-            <w:pPr>
-              <w:spacing w:before="40" w:after="40"/>
-              <w:jc w:val="left"/>
-            </w:pPr>
-            <w:r>
-              <w:rPr>
-                <w:rFonts w:ascii="Adani" w:hAnsi="Adani"/>
-                <w:b w:val="0"/>
-                <w:sz w:val="18"/>
-                <w:u w:val="none"/>
-              </w:rPr>
-              <w:t>24/06/2025</w:t>
-            </w:r>
-          </w:p>
-        </w:tc>
-      </w:tr>
-      <w:tr>
-        <w:tc>
-          <w:tcPr>
-            <w:tcW w:type="dxa" w:w="2268"/>
-            <w:shd w:val="clear" w:color="auto" w:fill="FFFFFF"/>
-            <w:tcBorders>
-              <w:top w:val="single" w:sz="4" w:space="0" w:color="000000"/>
-              <w:left w:val="single" w:sz="4" w:space="0" w:color="000000"/>
-              <w:bottom w:val="single" w:sz="4" w:space="0" w:color="000000"/>
-              <w:right w:val="single" w:sz="4" w:space="0" w:color="000000"/>
-            </w:tcBorders>
-            <w:vAlign w:val="center"/>
-          </w:tcPr>
-          <w:p>
-            <w:pPr>
-              <w:spacing w:before="40" w:after="40"/>
-              <w:jc w:val="left"/>
-            </w:pPr>
-            <w:r>
-              <w:rPr>
-                <w:rFonts w:ascii="Adani" w:hAnsi="Adani"/>
-                <w:b w:val="0"/>
-                <w:sz w:val="18"/>
-                <w:u w:val="none"/>
-              </w:rPr>
-              <w:t>U40106GJ2020PLC111948</w:t>
-            </w:r>
-          </w:p>
-        </w:tc>
-        <w:tc>
-          <w:tcPr>
-            <w:tcW w:type="dxa" w:w="4252"/>
-            <w:shd w:val="clear" w:color="auto" w:fill="FFFFFF"/>
-            <w:tcBorders>
-              <w:top w:val="single" w:sz="4" w:space="0" w:color="000000"/>
-              <w:left w:val="single" w:sz="4" w:space="0" w:color="000000"/>
-              <w:bottom w:val="single" w:sz="4" w:space="0" w:color="000000"/>
-              <w:right w:val="single" w:sz="4" w:space="0" w:color="000000"/>
-            </w:tcBorders>
-            <w:vAlign w:val="center"/>
-          </w:tcPr>
-          <w:p>
-            <w:pPr>
-              <w:spacing w:before="40" w:after="40"/>
-              <w:jc w:val="left"/>
-            </w:pPr>
-            <w:r>
-              <w:rPr>
-                <w:rFonts w:ascii="Adani" w:hAnsi="Adani"/>
-                <w:b w:val="0"/>
-                <w:sz w:val="18"/>
-                <w:u w:val="none"/>
-              </w:rPr>
-              <w:t>ADANI GREEN ENERGY TWENTY SEVEN LIMITED</w:t>
+              <w:t>ADANI GREEN ENERGY TWENTY SIX LIMITED</w:t>
             </w:r>
           </w:p>
         </w:tc>
@@ -4771,7 +4903,7 @@
                 <w:sz w:val="18"/>
                 <w:u w:val="none"/>
               </w:rPr>
-              <w:t>U40300GJ2020PLC111947</w:t>
+              <w:t>U40106GJ2020PLC111948</w:t>
             </w:r>
           </w:p>
         </w:tc>
@@ -4799,7 +4931,7 @@
                 <w:sz w:val="18"/>
                 <w:u w:val="none"/>
               </w:rPr>
-              <w:t>ADANI GREEN ENERGY TWENTY SIX LIMITED</w:t>
+              <w:t>ADANI GREEN ENERGY TWENTY SEVEN LIMITED</w:t>
             </w:r>
           </w:p>
         </w:tc>
@@ -4999,7 +5131,7 @@
                 <w:sz w:val="18"/>
                 <w:u w:val="none"/>
               </w:rPr>
-              <w:t>U40106GJ2020PLC114740</w:t>
+              <w:t>U40106GJ2020PLC111949</w:t>
             </w:r>
           </w:p>
         </w:tc>
@@ -5027,7 +5159,7 @@
                 <w:sz w:val="18"/>
                 <w:u w:val="none"/>
               </w:rPr>
-              <w:t>ADANI GREEN ENERGY TWENTY SEVEN B LIMITED</w:t>
+              <w:t>ADANI RENEWABLE ENERGY HOLDING TWELVE LIMITED</w:t>
             </w:r>
           </w:p>
         </w:tc>
@@ -5113,7 +5245,7 @@
                 <w:sz w:val="18"/>
                 <w:u w:val="none"/>
               </w:rPr>
-              <w:t>U40106GJ2020PLC111949</w:t>
+              <w:t>U40106GJ2020PLC114740</w:t>
             </w:r>
           </w:p>
         </w:tc>
@@ -5141,7 +5273,7 @@
                 <w:sz w:val="18"/>
                 <w:u w:val="none"/>
               </w:rPr>
-              <w:t>ADANI RENEWABLE ENERGY HOLDING TWELVE LIMITED</w:t>
+              <w:t>ADANI GREEN ENERGY TWENTY SEVEN B LIMITED</w:t>
             </w:r>
           </w:p>
         </w:tc>
@@ -5341,7 +5473,7 @@
                 <w:sz w:val="18"/>
                 <w:u w:val="none"/>
               </w:rPr>
-              <w:t>U40106GJ2020PLC111939</w:t>
+              <w:t>U40106GJ2019PLC110234</w:t>
             </w:r>
           </w:p>
         </w:tc>
@@ -5369,7 +5501,7 @@
                 <w:sz w:val="18"/>
                 <w:u w:val="none"/>
               </w:rPr>
-              <w:t>ADANI GREEN ENERGY TWENTY FOUR LIMITED</w:t>
+              <w:t>ADANI RENEWABLE ENERGY HOLDING NINE LIMITED</w:t>
             </w:r>
           </w:p>
         </w:tc>
@@ -5455,7 +5587,7 @@
                 <w:sz w:val="18"/>
                 <w:u w:val="none"/>
               </w:rPr>
-              <w:t>U40106GJ2019PLC110234</w:t>
+              <w:t>U40106GJ2020PLC111939</w:t>
             </w:r>
           </w:p>
         </w:tc>
@@ -5483,7 +5615,7 @@
                 <w:sz w:val="18"/>
                 <w:u w:val="none"/>
               </w:rPr>
-              <w:t>ADANI RENEWABLE ENERGY HOLDING NINE LIMITED</w:t>
+              <w:t>ADANI GREEN ENERGY TWENTY FOUR LIMITED</w:t>
             </w:r>
           </w:p>
         </w:tc>

--- a/Backend/Director_Disclosure/Output_Disclosures/2024-25/ADANI_GREEN_ENERGY_TWENTY_SIX_LIMITED/MBP-1/MBP1_LATISH_SREEDHARAN_ACHARY_11055026.docx
+++ b/Backend/Director_Disclosure/Output_Disclosures/2024-25/ADANI_GREEN_ENERGY_TWENTY_SIX_LIMITED/MBP-1/MBP1_LATISH_SREEDHARAN_ACHARY_11055026.docx
@@ -673,7 +673,7 @@
                 <w:sz w:val="18"/>
                 <w:u w:val="none"/>
               </w:rPr>
-              <w:t>ADANI GREEN ENERGY TWENTY SIX LIMITED</w:t>
+              <w:t>ADANI GREEN ENERGY TWENTY SEVEN LIMITED</w:t>
             </w:r>
           </w:p>
         </w:tc>
@@ -815,7 +815,7 @@
                 <w:sz w:val="18"/>
                 <w:u w:val="none"/>
               </w:rPr>
-              <w:t>ADANI GREEN ENERGY TWENTY SEVEN LIMITED</w:t>
+              <w:t>ADANI GREEN ENERGY TWENTY SIX LIMITED</w:t>
             </w:r>
           </w:p>
         </w:tc>
@@ -1099,7 +1099,7 @@
                 <w:sz w:val="18"/>
                 <w:u w:val="none"/>
               </w:rPr>
-              <w:t>ADANI RENEWABLE ENERGY HOLDING TWELVE LIMITED</w:t>
+              <w:t>ADANI GREEN ENERGY TWENTY SEVEN B LIMITED</w:t>
             </w:r>
           </w:p>
         </w:tc>
@@ -1241,7 +1241,7 @@
                 <w:sz w:val="18"/>
                 <w:u w:val="none"/>
               </w:rPr>
-              <w:t>ADANI GREEN ENERGY TWENTY SEVEN B LIMITED</w:t>
+              <w:t>ADANI RENEWABLE ENERGY HOLDING TWELVE LIMITED</w:t>
             </w:r>
           </w:p>
         </w:tc>
@@ -1383,7 +1383,7 @@
                 <w:sz w:val="18"/>
                 <w:u w:val="none"/>
               </w:rPr>
-              <w:t>ADANI GREEN ENERGY THIRTY TWO LIMITED</w:t>
+              <w:t>ADANI GREEN ENERGY TWENTY FOUR LIMITED</w:t>
             </w:r>
           </w:p>
         </w:tc>
@@ -1667,7 +1667,7 @@
                 <w:sz w:val="18"/>
                 <w:u w:val="none"/>
               </w:rPr>
-              <w:t>ADANI GREEN ENERGY TWENTY FOUR LIMITED</w:t>
+              <w:t>ADANI GREEN ENERGY THIRTY TWO LIMITED</w:t>
             </w:r>
           </w:p>
         </w:tc>
@@ -1988,7 +1988,7 @@
                 <w:sz w:val="18"/>
                 <w:u w:val="none"/>
               </w:rPr>
-              <w:t>Date:   15th May, 2026</w:t>
+              <w:t>Date:   27th May, 2026</w:t>
             </w:r>
           </w:p>
         </w:tc>
@@ -3025,7 +3025,7 @@
                 <w:sz w:val="18"/>
                 <w:u w:val="none"/>
               </w:rPr>
-              <w:t>Date:   15th May, 2026</w:t>
+              <w:t>Date:   27th May, 2026</w:t>
             </w:r>
           </w:p>
         </w:tc>
@@ -3186,7 +3186,7 @@
           <w:sz w:val="20"/>
           <w:u w:val="none"/>
         </w:rPr>
-        <w:t>15th May, 2026</w:t>
+        <w:t>27th May, 2026</w:t>
       </w:r>
     </w:p>
     <w:p>
@@ -3261,7 +3261,7 @@
           <w:sz w:val="20"/>
           <w:u w:val="none"/>
         </w:rPr>
-        <w:t>ADANI GREEN ENERGY TWENTY SIX LIMITED</w:t>
+        <w:t>ADANI GREEN ENERGY TWENTY SEVEN LIMITED</w:t>
       </w:r>
     </w:p>
     <w:p>
@@ -3276,7 +3276,7 @@
           <w:sz w:val="20"/>
           <w:u w:val="none"/>
         </w:rPr>
-        <w:t>ADANI GREEN ENERGY TWENTY SEVEN LIMITED</w:t>
+        <w:t>ADANI GREEN ENERGY TWENTY SIX LIMITED</w:t>
       </w:r>
     </w:p>
     <w:p>
@@ -3306,6 +3306,21 @@
           <w:sz w:val="20"/>
           <w:u w:val="none"/>
         </w:rPr>
+        <w:t>ADANI GREEN ENERGY TWENTY SEVEN B LIMITED</w:t>
+      </w:r>
+    </w:p>
+    <w:p>
+      <w:pPr>
+        <w:spacing w:before="0" w:after="20"/>
+        <w:jc w:val="left"/>
+      </w:pPr>
+      <w:r>
+        <w:rPr>
+          <w:rFonts w:ascii="Adani" w:hAnsi="Adani"/>
+          <w:b/>
+          <w:sz w:val="20"/>
+          <w:u w:val="none"/>
+        </w:rPr>
         <w:t>ADANI RENEWABLE ENERGY HOLDING TWELVE LIMITED</w:t>
       </w:r>
     </w:p>
@@ -3321,22 +3336,7 @@
           <w:sz w:val="20"/>
           <w:u w:val="none"/>
         </w:rPr>
-        <w:t>ADANI GREEN ENERGY TWENTY SEVEN B LIMITED</w:t>
-      </w:r>
-    </w:p>
-    <w:p>
-      <w:pPr>
-        <w:spacing w:before="0" w:after="20"/>
-        <w:jc w:val="left"/>
-      </w:pPr>
-      <w:r>
-        <w:rPr>
-          <w:rFonts w:ascii="Adani" w:hAnsi="Adani"/>
-          <w:b/>
-          <w:sz w:val="20"/>
-          <w:u w:val="none"/>
-        </w:rPr>
-        <w:t>ADANI GREEN ENERGY THIRTY TWO LIMITED</w:t>
+        <w:t>ADANI GREEN ENERGY TWENTY FOUR LIMITED</w:t>
       </w:r>
     </w:p>
     <w:p>
@@ -3366,7 +3366,7 @@
           <w:sz w:val="20"/>
           <w:u w:val="none"/>
         </w:rPr>
-        <w:t>ADANI GREEN ENERGY TWENTY FOUR LIMITED</w:t>
+        <w:t>ADANI GREEN ENERGY THIRTY TWO LIMITED</w:t>
       </w:r>
     </w:p>
     <w:p/>
@@ -3457,7 +3457,7 @@
           <w:sz w:val="20"/>
           <w:u w:val="none"/>
         </w:rPr>
-        <w:t>ADANI GREEN ENERGY TWENTY SIX LIMITED</w:t>
+        <w:t>ADANI GREEN ENERGY TWENTY SEVEN LIMITED</w:t>
       </w:r>
     </w:p>
     <w:p>
@@ -3472,7 +3472,7 @@
           <w:sz w:val="20"/>
           <w:u w:val="none"/>
         </w:rPr>
-        <w:t>ADANI GREEN ENERGY TWENTY SEVEN LIMITED</w:t>
+        <w:t>ADANI GREEN ENERGY TWENTY SIX LIMITED</w:t>
       </w:r>
     </w:p>
     <w:p>
@@ -3502,6 +3502,21 @@
           <w:sz w:val="20"/>
           <w:u w:val="none"/>
         </w:rPr>
+        <w:t>ADANI GREEN ENERGY TWENTY SEVEN B LIMITED</w:t>
+      </w:r>
+    </w:p>
+    <w:p>
+      <w:pPr>
+        <w:spacing w:before="0" w:after="20"/>
+        <w:jc w:val="left"/>
+      </w:pPr>
+      <w:r>
+        <w:rPr>
+          <w:rFonts w:ascii="Adani" w:hAnsi="Adani"/>
+          <w:b w:val="0"/>
+          <w:sz w:val="20"/>
+          <w:u w:val="none"/>
+        </w:rPr>
         <w:t>ADANI RENEWABLE ENERGY HOLDING TWELVE LIMITED</w:t>
       </w:r>
     </w:p>
@@ -3517,22 +3532,7 @@
           <w:sz w:val="20"/>
           <w:u w:val="none"/>
         </w:rPr>
-        <w:t>ADANI GREEN ENERGY TWENTY SEVEN B LIMITED</w:t>
-      </w:r>
-    </w:p>
-    <w:p>
-      <w:pPr>
-        <w:spacing w:before="0" w:after="20"/>
-        <w:jc w:val="left"/>
-      </w:pPr>
-      <w:r>
-        <w:rPr>
-          <w:rFonts w:ascii="Adani" w:hAnsi="Adani"/>
-          <w:b w:val="0"/>
-          <w:sz w:val="20"/>
-          <w:u w:val="none"/>
-        </w:rPr>
-        <w:t>ADANI GREEN ENERGY THIRTY TWO LIMITED</w:t>
+        <w:t>ADANI GREEN ENERGY TWENTY FOUR LIMITED</w:t>
       </w:r>
     </w:p>
     <w:p>
@@ -3562,7 +3562,7 @@
           <w:sz w:val="20"/>
           <w:u w:val="none"/>
         </w:rPr>
-        <w:t>ADANI GREEN ENERGY TWENTY FOUR LIMITED</w:t>
+        <w:t>ADANI GREEN ENERGY THIRTY TWO LIMITED</w:t>
       </w:r>
     </w:p>
     <w:p/>
@@ -4789,7 +4789,7 @@
                 <w:sz w:val="18"/>
                 <w:u w:val="none"/>
               </w:rPr>
-              <w:t>U40300GJ2020PLC111947</w:t>
+              <w:t>U40106GJ2020PLC111948</w:t>
             </w:r>
           </w:p>
         </w:tc>
@@ -4817,7 +4817,7 @@
                 <w:sz w:val="18"/>
                 <w:u w:val="none"/>
               </w:rPr>
-              <w:t>ADANI GREEN ENERGY TWENTY SIX LIMITED</w:t>
+              <w:t>ADANI GREEN ENERGY TWENTY SEVEN LIMITED</w:t>
             </w:r>
           </w:p>
         </w:tc>
@@ -4903,7 +4903,7 @@
                 <w:sz w:val="18"/>
                 <w:u w:val="none"/>
               </w:rPr>
-              <w:t>U40106GJ2020PLC111948</w:t>
+              <w:t>U40300GJ2020PLC111947</w:t>
             </w:r>
           </w:p>
         </w:tc>
@@ -4931,7 +4931,7 @@
                 <w:sz w:val="18"/>
                 <w:u w:val="none"/>
               </w:rPr>
-              <w:t>ADANI GREEN ENERGY TWENTY SEVEN LIMITED</w:t>
+              <w:t>ADANI GREEN ENERGY TWENTY SIX LIMITED</w:t>
             </w:r>
           </w:p>
         </w:tc>
@@ -5131,6 +5131,120 @@
                 <w:sz w:val="18"/>
                 <w:u w:val="none"/>
               </w:rPr>
+              <w:t>U40106GJ2020PLC114740</w:t>
+            </w:r>
+          </w:p>
+        </w:tc>
+        <w:tc>
+          <w:tcPr>
+            <w:tcW w:type="dxa" w:w="4252"/>
+            <w:shd w:val="clear" w:color="auto" w:fill="FFFFFF"/>
+            <w:tcBorders>
+              <w:top w:val="single" w:sz="4" w:space="0" w:color="000000"/>
+              <w:left w:val="single" w:sz="4" w:space="0" w:color="000000"/>
+              <w:bottom w:val="single" w:sz="4" w:space="0" w:color="000000"/>
+              <w:right w:val="single" w:sz="4" w:space="0" w:color="000000"/>
+            </w:tcBorders>
+            <w:vAlign w:val="center"/>
+          </w:tcPr>
+          <w:p>
+            <w:pPr>
+              <w:spacing w:before="40" w:after="40"/>
+              <w:jc w:val="left"/>
+            </w:pPr>
+            <w:r>
+              <w:rPr>
+                <w:rFonts w:ascii="Adani" w:hAnsi="Adani"/>
+                <w:b w:val="0"/>
+                <w:sz w:val="18"/>
+                <w:u w:val="none"/>
+              </w:rPr>
+              <w:t>ADANI GREEN ENERGY TWENTY SEVEN B LIMITED</w:t>
+            </w:r>
+          </w:p>
+        </w:tc>
+        <w:tc>
+          <w:tcPr>
+            <w:tcW w:type="dxa" w:w="1587"/>
+            <w:shd w:val="clear" w:color="auto" w:fill="FFFFFF"/>
+            <w:tcBorders>
+              <w:top w:val="single" w:sz="4" w:space="0" w:color="000000"/>
+              <w:left w:val="single" w:sz="4" w:space="0" w:color="000000"/>
+              <w:bottom w:val="single" w:sz="4" w:space="0" w:color="000000"/>
+              <w:right w:val="single" w:sz="4" w:space="0" w:color="000000"/>
+            </w:tcBorders>
+            <w:vAlign w:val="center"/>
+          </w:tcPr>
+          <w:p>
+            <w:pPr>
+              <w:spacing w:before="40" w:after="40"/>
+              <w:jc w:val="left"/>
+            </w:pPr>
+            <w:r>
+              <w:rPr>
+                <w:rFonts w:ascii="Adani" w:hAnsi="Adani"/>
+                <w:b w:val="0"/>
+                <w:sz w:val="18"/>
+                <w:u w:val="none"/>
+              </w:rPr>
+              <w:t>Director</w:t>
+            </w:r>
+          </w:p>
+        </w:tc>
+        <w:tc>
+          <w:tcPr>
+            <w:tcW w:type="dxa" w:w="1304"/>
+            <w:shd w:val="clear" w:color="auto" w:fill="FFFFFF"/>
+            <w:tcBorders>
+              <w:top w:val="single" w:sz="4" w:space="0" w:color="000000"/>
+              <w:left w:val="single" w:sz="4" w:space="0" w:color="000000"/>
+              <w:bottom w:val="single" w:sz="4" w:space="0" w:color="000000"/>
+              <w:right w:val="single" w:sz="4" w:space="0" w:color="000000"/>
+            </w:tcBorders>
+            <w:vAlign w:val="center"/>
+          </w:tcPr>
+          <w:p>
+            <w:pPr>
+              <w:spacing w:before="40" w:after="40"/>
+              <w:jc w:val="left"/>
+            </w:pPr>
+            <w:r>
+              <w:rPr>
+                <w:rFonts w:ascii="Adani" w:hAnsi="Adani"/>
+                <w:b w:val="0"/>
+                <w:sz w:val="18"/>
+                <w:u w:val="none"/>
+              </w:rPr>
+              <w:t>19/06/2025</w:t>
+            </w:r>
+          </w:p>
+        </w:tc>
+      </w:tr>
+      <w:tr>
+        <w:tc>
+          <w:tcPr>
+            <w:tcW w:type="dxa" w:w="2268"/>
+            <w:shd w:val="clear" w:color="auto" w:fill="FFFFFF"/>
+            <w:tcBorders>
+              <w:top w:val="single" w:sz="4" w:space="0" w:color="000000"/>
+              <w:left w:val="single" w:sz="4" w:space="0" w:color="000000"/>
+              <w:bottom w:val="single" w:sz="4" w:space="0" w:color="000000"/>
+              <w:right w:val="single" w:sz="4" w:space="0" w:color="000000"/>
+            </w:tcBorders>
+            <w:vAlign w:val="center"/>
+          </w:tcPr>
+          <w:p>
+            <w:pPr>
+              <w:spacing w:before="40" w:after="40"/>
+              <w:jc w:val="left"/>
+            </w:pPr>
+            <w:r>
+              <w:rPr>
+                <w:rFonts w:ascii="Adani" w:hAnsi="Adani"/>
+                <w:b w:val="0"/>
+                <w:sz w:val="18"/>
+                <w:u w:val="none"/>
+              </w:rPr>
               <w:t>U40106GJ2020PLC111949</w:t>
             </w:r>
           </w:p>
@@ -5245,7 +5359,7 @@
                 <w:sz w:val="18"/>
                 <w:u w:val="none"/>
               </w:rPr>
-              <w:t>U40106GJ2020PLC114740</w:t>
+              <w:t>U40106GJ2020PLC111939</w:t>
             </w:r>
           </w:p>
         </w:tc>
@@ -5273,121 +5387,7 @@
                 <w:sz w:val="18"/>
                 <w:u w:val="none"/>
               </w:rPr>
-              <w:t>ADANI GREEN ENERGY TWENTY SEVEN B LIMITED</w:t>
-            </w:r>
-          </w:p>
-        </w:tc>
-        <w:tc>
-          <w:tcPr>
-            <w:tcW w:type="dxa" w:w="1587"/>
-            <w:shd w:val="clear" w:color="auto" w:fill="FFFFFF"/>
-            <w:tcBorders>
-              <w:top w:val="single" w:sz="4" w:space="0" w:color="000000"/>
-              <w:left w:val="single" w:sz="4" w:space="0" w:color="000000"/>
-              <w:bottom w:val="single" w:sz="4" w:space="0" w:color="000000"/>
-              <w:right w:val="single" w:sz="4" w:space="0" w:color="000000"/>
-            </w:tcBorders>
-            <w:vAlign w:val="center"/>
-          </w:tcPr>
-          <w:p>
-            <w:pPr>
-              <w:spacing w:before="40" w:after="40"/>
-              <w:jc w:val="left"/>
-            </w:pPr>
-            <w:r>
-              <w:rPr>
-                <w:rFonts w:ascii="Adani" w:hAnsi="Adani"/>
-                <w:b w:val="0"/>
-                <w:sz w:val="18"/>
-                <w:u w:val="none"/>
-              </w:rPr>
-              <w:t>Director</w:t>
-            </w:r>
-          </w:p>
-        </w:tc>
-        <w:tc>
-          <w:tcPr>
-            <w:tcW w:type="dxa" w:w="1304"/>
-            <w:shd w:val="clear" w:color="auto" w:fill="FFFFFF"/>
-            <w:tcBorders>
-              <w:top w:val="single" w:sz="4" w:space="0" w:color="000000"/>
-              <w:left w:val="single" w:sz="4" w:space="0" w:color="000000"/>
-              <w:bottom w:val="single" w:sz="4" w:space="0" w:color="000000"/>
-              <w:right w:val="single" w:sz="4" w:space="0" w:color="000000"/>
-            </w:tcBorders>
-            <w:vAlign w:val="center"/>
-          </w:tcPr>
-          <w:p>
-            <w:pPr>
-              <w:spacing w:before="40" w:after="40"/>
-              <w:jc w:val="left"/>
-            </w:pPr>
-            <w:r>
-              <w:rPr>
-                <w:rFonts w:ascii="Adani" w:hAnsi="Adani"/>
-                <w:b w:val="0"/>
-                <w:sz w:val="18"/>
-                <w:u w:val="none"/>
-              </w:rPr>
-              <w:t>19/06/2025</w:t>
-            </w:r>
-          </w:p>
-        </w:tc>
-      </w:tr>
-      <w:tr>
-        <w:tc>
-          <w:tcPr>
-            <w:tcW w:type="dxa" w:w="2268"/>
-            <w:shd w:val="clear" w:color="auto" w:fill="FFFFFF"/>
-            <w:tcBorders>
-              <w:top w:val="single" w:sz="4" w:space="0" w:color="000000"/>
-              <w:left w:val="single" w:sz="4" w:space="0" w:color="000000"/>
-              <w:bottom w:val="single" w:sz="4" w:space="0" w:color="000000"/>
-              <w:right w:val="single" w:sz="4" w:space="0" w:color="000000"/>
-            </w:tcBorders>
-            <w:vAlign w:val="center"/>
-          </w:tcPr>
-          <w:p>
-            <w:pPr>
-              <w:spacing w:before="40" w:after="40"/>
-              <w:jc w:val="left"/>
-            </w:pPr>
-            <w:r>
-              <w:rPr>
-                <w:rFonts w:ascii="Adani" w:hAnsi="Adani"/>
-                <w:b w:val="0"/>
-                <w:sz w:val="18"/>
-                <w:u w:val="none"/>
-              </w:rPr>
-              <w:t>U40300GJ2020PLC111961</w:t>
-            </w:r>
-          </w:p>
-        </w:tc>
-        <w:tc>
-          <w:tcPr>
-            <w:tcW w:type="dxa" w:w="4252"/>
-            <w:shd w:val="clear" w:color="auto" w:fill="FFFFFF"/>
-            <w:tcBorders>
-              <w:top w:val="single" w:sz="4" w:space="0" w:color="000000"/>
-              <w:left w:val="single" w:sz="4" w:space="0" w:color="000000"/>
-              <w:bottom w:val="single" w:sz="4" w:space="0" w:color="000000"/>
-              <w:right w:val="single" w:sz="4" w:space="0" w:color="000000"/>
-            </w:tcBorders>
-            <w:vAlign w:val="center"/>
-          </w:tcPr>
-          <w:p>
-            <w:pPr>
-              <w:spacing w:before="40" w:after="40"/>
-              <w:jc w:val="left"/>
-            </w:pPr>
-            <w:r>
-              <w:rPr>
-                <w:rFonts w:ascii="Adani" w:hAnsi="Adani"/>
-                <w:b w:val="0"/>
-                <w:sz w:val="18"/>
-                <w:u w:val="none"/>
-              </w:rPr>
-              <w:t>ADANI GREEN ENERGY THIRTY TWO LIMITED</w:t>
+              <w:t>ADANI GREEN ENERGY TWENTY FOUR LIMITED</w:t>
             </w:r>
           </w:p>
         </w:tc>
@@ -5587,7 +5587,7 @@
                 <w:sz w:val="18"/>
                 <w:u w:val="none"/>
               </w:rPr>
-              <w:t>U40106GJ2020PLC111939</w:t>
+              <w:t>U40300GJ2020PLC111961</w:t>
             </w:r>
           </w:p>
         </w:tc>
@@ -5615,7 +5615,7 @@
                 <w:sz w:val="18"/>
                 <w:u w:val="none"/>
               </w:rPr>
-              <w:t>ADANI GREEN ENERGY TWENTY FOUR LIMITED</w:t>
+              <w:t>ADANI GREEN ENERGY THIRTY TWO LIMITED</w:t>
             </w:r>
           </w:p>
         </w:tc>

--- a/Backend/Director_Disclosure/Output_Disclosures/2024-25/ADANI_GREEN_ENERGY_TWENTY_SIX_LIMITED/MBP-1/MBP1_LATISH_SREEDHARAN_ACHARY_11055026.docx
+++ b/Backend/Director_Disclosure/Output_Disclosures/2024-25/ADANI_GREEN_ENERGY_TWENTY_SIX_LIMITED/MBP-1/MBP1_LATISH_SREEDHARAN_ACHARY_11055026.docx
@@ -389,7 +389,7 @@
                 <w:sz w:val="18"/>
                 <w:u w:val="none"/>
               </w:rPr>
-              <w:t>ADANI GREEN ENERGY TWENTY FIVE LIMITED</w:t>
+              <w:t>ADANI GREEN ENERGY TWENTY FOUR LIMITED</w:t>
             </w:r>
           </w:p>
         </w:tc>
@@ -417,7 +417,7 @@
                 <w:sz w:val="18"/>
                 <w:u w:val="none"/>
               </w:rPr>
-              <w:t>Director</w:t>
+              <w:t>Whole-time director</w:t>
             </w:r>
           </w:p>
         </w:tc>
@@ -473,7 +473,7 @@
                 <w:sz w:val="18"/>
                 <w:u w:val="none"/>
               </w:rPr>
-              <w:t>24/06/2025</w:t>
+              <w:t>16/01/2026</w:t>
             </w:r>
           </w:p>
         </w:tc>
@@ -673,7 +673,7 @@
                 <w:sz w:val="18"/>
                 <w:u w:val="none"/>
               </w:rPr>
-              <w:t>ADANI GREEN ENERGY TWENTY SEVEN LIMITED</w:t>
+              <w:t>ADANI GREEN ENERGY TWENTY FIVE LIMITED</w:t>
             </w:r>
           </w:p>
         </w:tc>
@@ -757,7 +757,7 @@
                 <w:sz w:val="18"/>
                 <w:u w:val="none"/>
               </w:rPr>
-              <w:t>23/06/2025</w:t>
+              <w:t>24/06/2025</w:t>
             </w:r>
           </w:p>
         </w:tc>
@@ -957,7 +957,7 @@
                 <w:sz w:val="18"/>
                 <w:u w:val="none"/>
               </w:rPr>
-              <w:t>ADANI GREEN ENERGY THIRTY ONE LIMITED</w:t>
+              <w:t>ADANI GREEN ENERGY TWENTY SEVEN LIMITED</w:t>
             </w:r>
           </w:p>
         </w:tc>
@@ -1041,7 +1041,7 @@
                 <w:sz w:val="18"/>
                 <w:u w:val="none"/>
               </w:rPr>
-              <w:t>19/06/2025</w:t>
+              <w:t>23/06/2025</w:t>
             </w:r>
           </w:p>
         </w:tc>
@@ -1072,6 +1072,148 @@
                 <w:u w:val="none"/>
               </w:rPr>
               <w:t>6</w:t>
+            </w:r>
+          </w:p>
+        </w:tc>
+        <w:tc>
+          <w:tcPr>
+            <w:tcW w:type="dxa" w:w="3969"/>
+            <w:shd w:val="clear" w:color="auto" w:fill="FFFFFF"/>
+            <w:tcBorders>
+              <w:top w:val="single" w:sz="4" w:space="0" w:color="000000"/>
+              <w:left w:val="single" w:sz="4" w:space="0" w:color="000000"/>
+              <w:bottom w:val="single" w:sz="4" w:space="0" w:color="000000"/>
+              <w:right w:val="single" w:sz="4" w:space="0" w:color="000000"/>
+            </w:tcBorders>
+            <w:vAlign w:val="center"/>
+          </w:tcPr>
+          <w:p>
+            <w:pPr>
+              <w:spacing w:before="40" w:after="40"/>
+              <w:jc w:val="left"/>
+            </w:pPr>
+            <w:r>
+              <w:rPr>
+                <w:rFonts w:ascii="Adani" w:hAnsi="Adani"/>
+                <w:b w:val="0"/>
+                <w:sz w:val="18"/>
+                <w:u w:val="none"/>
+              </w:rPr>
+              <w:t>ADANI RENEWABLE ENERGY HOLDING NINE LIMITED</w:t>
+            </w:r>
+          </w:p>
+        </w:tc>
+        <w:tc>
+          <w:tcPr>
+            <w:tcW w:type="dxa" w:w="1814"/>
+            <w:shd w:val="clear" w:color="auto" w:fill="FFFFFF"/>
+            <w:tcBorders>
+              <w:top w:val="single" w:sz="4" w:space="0" w:color="000000"/>
+              <w:left w:val="single" w:sz="4" w:space="0" w:color="000000"/>
+              <w:bottom w:val="single" w:sz="4" w:space="0" w:color="000000"/>
+              <w:right w:val="single" w:sz="4" w:space="0" w:color="000000"/>
+            </w:tcBorders>
+            <w:vAlign w:val="center"/>
+          </w:tcPr>
+          <w:p>
+            <w:pPr>
+              <w:spacing w:before="40" w:after="40"/>
+              <w:jc w:val="left"/>
+            </w:pPr>
+            <w:r>
+              <w:rPr>
+                <w:rFonts w:ascii="Adani" w:hAnsi="Adani"/>
+                <w:b w:val="0"/>
+                <w:sz w:val="18"/>
+                <w:u w:val="none"/>
+              </w:rPr>
+              <w:t>Director</w:t>
+            </w:r>
+          </w:p>
+        </w:tc>
+        <w:tc>
+          <w:tcPr>
+            <w:tcW w:type="dxa" w:w="1020"/>
+            <w:shd w:val="clear" w:color="auto" w:fill="FFFFFF"/>
+            <w:tcBorders>
+              <w:top w:val="single" w:sz="4" w:space="0" w:color="000000"/>
+              <w:left w:val="single" w:sz="4" w:space="0" w:color="000000"/>
+              <w:bottom w:val="single" w:sz="4" w:space="0" w:color="000000"/>
+              <w:right w:val="single" w:sz="4" w:space="0" w:color="000000"/>
+            </w:tcBorders>
+            <w:vAlign w:val="center"/>
+          </w:tcPr>
+          <w:p>
+            <w:pPr>
+              <w:spacing w:before="40" w:after="40"/>
+              <w:jc w:val="left"/>
+            </w:pPr>
+            <w:r>
+              <w:rPr>
+                <w:rFonts w:ascii="Adani" w:hAnsi="Adani"/>
+                <w:b w:val="0"/>
+                <w:sz w:val="18"/>
+                <w:u w:val="none"/>
+              </w:rPr>
+              <w:t>NIL</w:t>
+            </w:r>
+          </w:p>
+        </w:tc>
+        <w:tc>
+          <w:tcPr>
+            <w:tcW w:type="dxa" w:w="1247"/>
+            <w:shd w:val="clear" w:color="auto" w:fill="FFFFFF"/>
+            <w:tcBorders>
+              <w:top w:val="single" w:sz="4" w:space="0" w:color="000000"/>
+              <w:left w:val="single" w:sz="4" w:space="0" w:color="000000"/>
+              <w:bottom w:val="single" w:sz="4" w:space="0" w:color="000000"/>
+              <w:right w:val="single" w:sz="4" w:space="0" w:color="000000"/>
+            </w:tcBorders>
+            <w:vAlign w:val="center"/>
+          </w:tcPr>
+          <w:p>
+            <w:pPr>
+              <w:spacing w:before="40" w:after="40"/>
+              <w:jc w:val="left"/>
+            </w:pPr>
+            <w:r>
+              <w:rPr>
+                <w:rFonts w:ascii="Adani" w:hAnsi="Adani"/>
+                <w:b w:val="0"/>
+                <w:sz w:val="18"/>
+                <w:u w:val="none"/>
+              </w:rPr>
+              <w:t>20/06/2025</w:t>
+            </w:r>
+          </w:p>
+        </w:tc>
+      </w:tr>
+      <w:tr>
+        <w:tc>
+          <w:tcPr>
+            <w:tcW w:type="dxa" w:w="680"/>
+            <w:shd w:val="clear" w:color="auto" w:fill="FFFFFF"/>
+            <w:tcBorders>
+              <w:top w:val="single" w:sz="4" w:space="0" w:color="000000"/>
+              <w:left w:val="single" w:sz="4" w:space="0" w:color="000000"/>
+              <w:bottom w:val="single" w:sz="4" w:space="0" w:color="000000"/>
+              <w:right w:val="single" w:sz="4" w:space="0" w:color="000000"/>
+            </w:tcBorders>
+            <w:vAlign w:val="center"/>
+          </w:tcPr>
+          <w:p>
+            <w:pPr>
+              <w:spacing w:before="40" w:after="40"/>
+              <w:jc w:val="left"/>
+            </w:pPr>
+            <w:r>
+              <w:rPr>
+                <w:rFonts w:ascii="Adani" w:hAnsi="Adani"/>
+                <w:b w:val="0"/>
+                <w:sz w:val="18"/>
+                <w:u w:val="none"/>
+              </w:rPr>
+              <w:t>7</w:t>
             </w:r>
           </w:p>
         </w:tc>
@@ -1213,7 +1355,7 @@
                 <w:sz w:val="18"/>
                 <w:u w:val="none"/>
               </w:rPr>
-              <w:t>7</w:t>
+              <w:t>8</w:t>
             </w:r>
           </w:p>
         </w:tc>
@@ -1355,7 +1497,7 @@
                 <w:sz w:val="18"/>
                 <w:u w:val="none"/>
               </w:rPr>
-              <w:t>8</w:t>
+              <w:t>9</w:t>
             </w:r>
           </w:p>
         </w:tc>
@@ -1383,7 +1525,7 @@
                 <w:sz w:val="18"/>
                 <w:u w:val="none"/>
               </w:rPr>
-              <w:t>ADANI GREEN ENERGY TWENTY FOUR LIMITED</w:t>
+              <w:t>ADANI GREEN ENERGY THIRTY ONE LIMITED</w:t>
             </w:r>
           </w:p>
         </w:tc>
@@ -1411,7 +1553,7 @@
                 <w:sz w:val="18"/>
                 <w:u w:val="none"/>
               </w:rPr>
-              <w:t>Additional Director</w:t>
+              <w:t>Director</w:t>
             </w:r>
           </w:p>
         </w:tc>
@@ -1467,149 +1609,7 @@
                 <w:sz w:val="18"/>
                 <w:u w:val="none"/>
               </w:rPr>
-              <w:t>01/05/2025</w:t>
-            </w:r>
-          </w:p>
-        </w:tc>
-      </w:tr>
-      <w:tr>
-        <w:tc>
-          <w:tcPr>
-            <w:tcW w:type="dxa" w:w="680"/>
-            <w:shd w:val="clear" w:color="auto" w:fill="FFFFFF"/>
-            <w:tcBorders>
-              <w:top w:val="single" w:sz="4" w:space="0" w:color="000000"/>
-              <w:left w:val="single" w:sz="4" w:space="0" w:color="000000"/>
-              <w:bottom w:val="single" w:sz="4" w:space="0" w:color="000000"/>
-              <w:right w:val="single" w:sz="4" w:space="0" w:color="000000"/>
-            </w:tcBorders>
-            <w:vAlign w:val="center"/>
-          </w:tcPr>
-          <w:p>
-            <w:pPr>
-              <w:spacing w:before="40" w:after="40"/>
-              <w:jc w:val="left"/>
-            </w:pPr>
-            <w:r>
-              <w:rPr>
-                <w:rFonts w:ascii="Adani" w:hAnsi="Adani"/>
-                <w:b w:val="0"/>
-                <w:sz w:val="18"/>
-                <w:u w:val="none"/>
-              </w:rPr>
-              <w:t>9</w:t>
-            </w:r>
-          </w:p>
-        </w:tc>
-        <w:tc>
-          <w:tcPr>
-            <w:tcW w:type="dxa" w:w="3969"/>
-            <w:shd w:val="clear" w:color="auto" w:fill="FFFFFF"/>
-            <w:tcBorders>
-              <w:top w:val="single" w:sz="4" w:space="0" w:color="000000"/>
-              <w:left w:val="single" w:sz="4" w:space="0" w:color="000000"/>
-              <w:bottom w:val="single" w:sz="4" w:space="0" w:color="000000"/>
-              <w:right w:val="single" w:sz="4" w:space="0" w:color="000000"/>
-            </w:tcBorders>
-            <w:vAlign w:val="center"/>
-          </w:tcPr>
-          <w:p>
-            <w:pPr>
-              <w:spacing w:before="40" w:after="40"/>
-              <w:jc w:val="left"/>
-            </w:pPr>
-            <w:r>
-              <w:rPr>
-                <w:rFonts w:ascii="Adani" w:hAnsi="Adani"/>
-                <w:b w:val="0"/>
-                <w:sz w:val="18"/>
-                <w:u w:val="none"/>
-              </w:rPr>
-              <w:t>ADANI RENEWABLE ENERGY HOLDING NINE LIMITED</w:t>
-            </w:r>
-          </w:p>
-        </w:tc>
-        <w:tc>
-          <w:tcPr>
-            <w:tcW w:type="dxa" w:w="1814"/>
-            <w:shd w:val="clear" w:color="auto" w:fill="FFFFFF"/>
-            <w:tcBorders>
-              <w:top w:val="single" w:sz="4" w:space="0" w:color="000000"/>
-              <w:left w:val="single" w:sz="4" w:space="0" w:color="000000"/>
-              <w:bottom w:val="single" w:sz="4" w:space="0" w:color="000000"/>
-              <w:right w:val="single" w:sz="4" w:space="0" w:color="000000"/>
-            </w:tcBorders>
-            <w:vAlign w:val="center"/>
-          </w:tcPr>
-          <w:p>
-            <w:pPr>
-              <w:spacing w:before="40" w:after="40"/>
-              <w:jc w:val="left"/>
-            </w:pPr>
-            <w:r>
-              <w:rPr>
-                <w:rFonts w:ascii="Adani" w:hAnsi="Adani"/>
-                <w:b w:val="0"/>
-                <w:sz w:val="18"/>
-                <w:u w:val="none"/>
-              </w:rPr>
-              <w:t>Additional Director</w:t>
-            </w:r>
-          </w:p>
-        </w:tc>
-        <w:tc>
-          <w:tcPr>
-            <w:tcW w:type="dxa" w:w="1020"/>
-            <w:shd w:val="clear" w:color="auto" w:fill="FFFFFF"/>
-            <w:tcBorders>
-              <w:top w:val="single" w:sz="4" w:space="0" w:color="000000"/>
-              <w:left w:val="single" w:sz="4" w:space="0" w:color="000000"/>
-              <w:bottom w:val="single" w:sz="4" w:space="0" w:color="000000"/>
-              <w:right w:val="single" w:sz="4" w:space="0" w:color="000000"/>
-            </w:tcBorders>
-            <w:vAlign w:val="center"/>
-          </w:tcPr>
-          <w:p>
-            <w:pPr>
-              <w:spacing w:before="40" w:after="40"/>
-              <w:jc w:val="left"/>
-            </w:pPr>
-            <w:r>
-              <w:rPr>
-                <w:rFonts w:ascii="Adani" w:hAnsi="Adani"/>
-                <w:b w:val="0"/>
-                <w:sz w:val="18"/>
-                <w:u w:val="none"/>
-              </w:rPr>
-              <w:t>NIL</w:t>
-            </w:r>
-          </w:p>
-        </w:tc>
-        <w:tc>
-          <w:tcPr>
-            <w:tcW w:type="dxa" w:w="1247"/>
-            <w:shd w:val="clear" w:color="auto" w:fill="FFFFFF"/>
-            <w:tcBorders>
-              <w:top w:val="single" w:sz="4" w:space="0" w:color="000000"/>
-              <w:left w:val="single" w:sz="4" w:space="0" w:color="000000"/>
-              <w:bottom w:val="single" w:sz="4" w:space="0" w:color="000000"/>
-              <w:right w:val="single" w:sz="4" w:space="0" w:color="000000"/>
-            </w:tcBorders>
-            <w:vAlign w:val="center"/>
-          </w:tcPr>
-          <w:p>
-            <w:pPr>
-              <w:spacing w:before="40" w:after="40"/>
-              <w:jc w:val="left"/>
-            </w:pPr>
-            <w:r>
-              <w:rPr>
-                <w:rFonts w:ascii="Adani" w:hAnsi="Adani"/>
-                <w:b w:val="0"/>
-                <w:sz w:val="18"/>
-                <w:u w:val="none"/>
-              </w:rPr>
-              <w:t>01/05/2025</w:t>
+              <w:t>19/06/2025</w:t>
             </w:r>
           </w:p>
         </w:tc>
@@ -1695,7 +1695,7 @@
                 <w:sz w:val="18"/>
                 <w:u w:val="none"/>
               </w:rPr>
-              <w:t>Additional Director</w:t>
+              <w:t>Director</w:t>
             </w:r>
           </w:p>
         </w:tc>
@@ -1751,7 +1751,7 @@
                 <w:sz w:val="18"/>
                 <w:u w:val="none"/>
               </w:rPr>
-              <w:t>01/05/2025</w:t>
+              <w:t>19/06/2025</w:t>
             </w:r>
           </w:p>
         </w:tc>
@@ -1988,7 +1988,7 @@
                 <w:sz w:val="18"/>
                 <w:u w:val="none"/>
               </w:rPr>
-              <w:t>Date:   27th May, 2026</w:t>
+              <w:t>Date:   09th June, 2026</w:t>
             </w:r>
           </w:p>
         </w:tc>
@@ -3025,7 +3025,7 @@
                 <w:sz w:val="18"/>
                 <w:u w:val="none"/>
               </w:rPr>
-              <w:t>Date:   27th May, 2026</w:t>
+              <w:t>Date:   09th June, 2026</w:t>
             </w:r>
           </w:p>
         </w:tc>
@@ -3186,7 +3186,7 @@
           <w:sz w:val="20"/>
           <w:u w:val="none"/>
         </w:rPr>
-        <w:t>27th May, 2026</w:t>
+        <w:t>09th June, 2026</w:t>
       </w:r>
     </w:p>
     <w:p>
@@ -3231,7 +3231,7 @@
           <w:sz w:val="20"/>
           <w:u w:val="none"/>
         </w:rPr>
-        <w:t>ADANI GREEN ENERGY TWENTY FIVE LIMITED</w:t>
+        <w:t>ADANI GREEN ENERGY TWENTY FOUR LIMITED</w:t>
       </w:r>
     </w:p>
     <w:p>
@@ -3261,7 +3261,7 @@
           <w:sz w:val="20"/>
           <w:u w:val="none"/>
         </w:rPr>
-        <w:t>ADANI GREEN ENERGY TWENTY SEVEN LIMITED</w:t>
+        <w:t>ADANI GREEN ENERGY TWENTY FIVE LIMITED</w:t>
       </w:r>
     </w:p>
     <w:p>
@@ -3291,7 +3291,22 @@
           <w:sz w:val="20"/>
           <w:u w:val="none"/>
         </w:rPr>
-        <w:t>ADANI GREEN ENERGY THIRTY ONE LIMITED</w:t>
+        <w:t>ADANI GREEN ENERGY TWENTY SEVEN LIMITED</w:t>
+      </w:r>
+    </w:p>
+    <w:p>
+      <w:pPr>
+        <w:spacing w:before="0" w:after="20"/>
+        <w:jc w:val="left"/>
+      </w:pPr>
+      <w:r>
+        <w:rPr>
+          <w:rFonts w:ascii="Adani" w:hAnsi="Adani"/>
+          <w:b/>
+          <w:sz w:val="20"/>
+          <w:u w:val="none"/>
+        </w:rPr>
+        <w:t>ADANI RENEWABLE ENERGY HOLDING NINE LIMITED</w:t>
       </w:r>
     </w:p>
     <w:p>
@@ -3336,22 +3351,7 @@
           <w:sz w:val="20"/>
           <w:u w:val="none"/>
         </w:rPr>
-        <w:t>ADANI GREEN ENERGY TWENTY FOUR LIMITED</w:t>
-      </w:r>
-    </w:p>
-    <w:p>
-      <w:pPr>
-        <w:spacing w:before="0" w:after="20"/>
-        <w:jc w:val="left"/>
-      </w:pPr>
-      <w:r>
-        <w:rPr>
-          <w:rFonts w:ascii="Adani" w:hAnsi="Adani"/>
-          <w:b/>
-          <w:sz w:val="20"/>
-          <w:u w:val="none"/>
-        </w:rPr>
-        <w:t>ADANI RENEWABLE ENERGY HOLDING NINE LIMITED</w:t>
+        <w:t>ADANI GREEN ENERGY THIRTY ONE LIMITED</w:t>
       </w:r>
     </w:p>
     <w:p>
@@ -3427,7 +3427,7 @@
           <w:sz w:val="20"/>
           <w:u w:val="none"/>
         </w:rPr>
-        <w:t>ADANI GREEN ENERGY TWENTY FIVE LIMITED</w:t>
+        <w:t>ADANI GREEN ENERGY TWENTY FOUR LIMITED</w:t>
       </w:r>
     </w:p>
     <w:p>
@@ -3457,7 +3457,7 @@
           <w:sz w:val="20"/>
           <w:u w:val="none"/>
         </w:rPr>
-        <w:t>ADANI GREEN ENERGY TWENTY SEVEN LIMITED</w:t>
+        <w:t>ADANI GREEN ENERGY TWENTY FIVE LIMITED</w:t>
       </w:r>
     </w:p>
     <w:p>
@@ -3487,7 +3487,22 @@
           <w:sz w:val="20"/>
           <w:u w:val="none"/>
         </w:rPr>
-        <w:t>ADANI GREEN ENERGY THIRTY ONE LIMITED</w:t>
+        <w:t>ADANI GREEN ENERGY TWENTY SEVEN LIMITED</w:t>
+      </w:r>
+    </w:p>
+    <w:p>
+      <w:pPr>
+        <w:spacing w:before="0" w:after="20"/>
+        <w:jc w:val="left"/>
+      </w:pPr>
+      <w:r>
+        <w:rPr>
+          <w:rFonts w:ascii="Adani" w:hAnsi="Adani"/>
+          <w:b w:val="0"/>
+          <w:sz w:val="20"/>
+          <w:u w:val="none"/>
+        </w:rPr>
+        <w:t>ADANI RENEWABLE ENERGY HOLDING NINE LIMITED</w:t>
       </w:r>
     </w:p>
     <w:p>
@@ -3532,22 +3547,7 @@
           <w:sz w:val="20"/>
           <w:u w:val="none"/>
         </w:rPr>
-        <w:t>ADANI GREEN ENERGY TWENTY FOUR LIMITED</w:t>
-      </w:r>
-    </w:p>
-    <w:p>
-      <w:pPr>
-        <w:spacing w:before="0" w:after="20"/>
-        <w:jc w:val="left"/>
-      </w:pPr>
-      <w:r>
-        <w:rPr>
-          <w:rFonts w:ascii="Adani" w:hAnsi="Adani"/>
-          <w:b w:val="0"/>
-          <w:sz w:val="20"/>
-          <w:u w:val="none"/>
-        </w:rPr>
-        <w:t>ADANI RENEWABLE ENERGY HOLDING NINE LIMITED</w:t>
+        <w:t>ADANI GREEN ENERGY THIRTY ONE LIMITED</w:t>
       </w:r>
     </w:p>
     <w:p>
@@ -4561,7 +4561,7 @@
                 <w:sz w:val="18"/>
                 <w:u w:val="none"/>
               </w:rPr>
-              <w:t>U40300GJ2020PLC111945</w:t>
+              <w:t>U40106GJ2020PLC111939</w:t>
             </w:r>
           </w:p>
         </w:tc>
@@ -4589,7 +4589,7 @@
                 <w:sz w:val="18"/>
                 <w:u w:val="none"/>
               </w:rPr>
-              <w:t>ADANI GREEN ENERGY TWENTY FIVE LIMITED</w:t>
+              <w:t>ADANI GREEN ENERGY TWENTY FOUR LIMITED</w:t>
             </w:r>
           </w:p>
         </w:tc>
@@ -4617,7 +4617,7 @@
                 <w:sz w:val="18"/>
                 <w:u w:val="none"/>
               </w:rPr>
-              <w:t>Director</w:t>
+              <w:t>Whole-time director</w:t>
             </w:r>
           </w:p>
         </w:tc>
@@ -4645,7 +4645,7 @@
                 <w:sz w:val="18"/>
                 <w:u w:val="none"/>
               </w:rPr>
-              <w:t>24/06/2025</w:t>
+              <w:t>16/01/2026</w:t>
             </w:r>
           </w:p>
         </w:tc>
@@ -4789,7 +4789,7 @@
                 <w:sz w:val="18"/>
                 <w:u w:val="none"/>
               </w:rPr>
-              <w:t>U40106GJ2020PLC111948</w:t>
+              <w:t>U40300GJ2020PLC111945</w:t>
             </w:r>
           </w:p>
         </w:tc>
@@ -4817,7 +4817,7 @@
                 <w:sz w:val="18"/>
                 <w:u w:val="none"/>
               </w:rPr>
-              <w:t>ADANI GREEN ENERGY TWENTY SEVEN LIMITED</w:t>
+              <w:t>ADANI GREEN ENERGY TWENTY FIVE LIMITED</w:t>
             </w:r>
           </w:p>
         </w:tc>
@@ -4873,7 +4873,7 @@
                 <w:sz w:val="18"/>
                 <w:u w:val="none"/>
               </w:rPr>
-              <w:t>23/06/2025</w:t>
+              <w:t>24/06/2025</w:t>
             </w:r>
           </w:p>
         </w:tc>
@@ -5017,7 +5017,7 @@
                 <w:sz w:val="18"/>
                 <w:u w:val="none"/>
               </w:rPr>
-              <w:t>U40100GJ2020PLC111960</w:t>
+              <w:t>U40106GJ2020PLC111948</w:t>
             </w:r>
           </w:p>
         </w:tc>
@@ -5045,7 +5045,7 @@
                 <w:sz w:val="18"/>
                 <w:u w:val="none"/>
               </w:rPr>
-              <w:t>ADANI GREEN ENERGY THIRTY ONE LIMITED</w:t>
+              <w:t>ADANI GREEN ENERGY TWENTY SEVEN LIMITED</w:t>
             </w:r>
           </w:p>
         </w:tc>
@@ -5101,7 +5101,121 @@
                 <w:sz w:val="18"/>
                 <w:u w:val="none"/>
               </w:rPr>
-              <w:t>19/06/2025</w:t>
+              <w:t>23/06/2025</w:t>
+            </w:r>
+          </w:p>
+        </w:tc>
+      </w:tr>
+      <w:tr>
+        <w:tc>
+          <w:tcPr>
+            <w:tcW w:type="dxa" w:w="2268"/>
+            <w:shd w:val="clear" w:color="auto" w:fill="FFFFFF"/>
+            <w:tcBorders>
+              <w:top w:val="single" w:sz="4" w:space="0" w:color="000000"/>
+              <w:left w:val="single" w:sz="4" w:space="0" w:color="000000"/>
+              <w:bottom w:val="single" w:sz="4" w:space="0" w:color="000000"/>
+              <w:right w:val="single" w:sz="4" w:space="0" w:color="000000"/>
+            </w:tcBorders>
+            <w:vAlign w:val="center"/>
+          </w:tcPr>
+          <w:p>
+            <w:pPr>
+              <w:spacing w:before="40" w:after="40"/>
+              <w:jc w:val="left"/>
+            </w:pPr>
+            <w:r>
+              <w:rPr>
+                <w:rFonts w:ascii="Adani" w:hAnsi="Adani"/>
+                <w:b w:val="0"/>
+                <w:sz w:val="18"/>
+                <w:u w:val="none"/>
+              </w:rPr>
+              <w:t>U40106GJ2019PLC110234</w:t>
+            </w:r>
+          </w:p>
+        </w:tc>
+        <w:tc>
+          <w:tcPr>
+            <w:tcW w:type="dxa" w:w="4252"/>
+            <w:shd w:val="clear" w:color="auto" w:fill="FFFFFF"/>
+            <w:tcBorders>
+              <w:top w:val="single" w:sz="4" w:space="0" w:color="000000"/>
+              <w:left w:val="single" w:sz="4" w:space="0" w:color="000000"/>
+              <w:bottom w:val="single" w:sz="4" w:space="0" w:color="000000"/>
+              <w:right w:val="single" w:sz="4" w:space="0" w:color="000000"/>
+            </w:tcBorders>
+            <w:vAlign w:val="center"/>
+          </w:tcPr>
+          <w:p>
+            <w:pPr>
+              <w:spacing w:before="40" w:after="40"/>
+              <w:jc w:val="left"/>
+            </w:pPr>
+            <w:r>
+              <w:rPr>
+                <w:rFonts w:ascii="Adani" w:hAnsi="Adani"/>
+                <w:b w:val="0"/>
+                <w:sz w:val="18"/>
+                <w:u w:val="none"/>
+              </w:rPr>
+              <w:t>ADANI RENEWABLE ENERGY HOLDING NINE LIMITED</w:t>
+            </w:r>
+          </w:p>
+        </w:tc>
+        <w:tc>
+          <w:tcPr>
+            <w:tcW w:type="dxa" w:w="1587"/>
+            <w:shd w:val="clear" w:color="auto" w:fill="FFFFFF"/>
+            <w:tcBorders>
+              <w:top w:val="single" w:sz="4" w:space="0" w:color="000000"/>
+              <w:left w:val="single" w:sz="4" w:space="0" w:color="000000"/>
+              <w:bottom w:val="single" w:sz="4" w:space="0" w:color="000000"/>
+              <w:right w:val="single" w:sz="4" w:space="0" w:color="000000"/>
+            </w:tcBorders>
+            <w:vAlign w:val="center"/>
+          </w:tcPr>
+          <w:p>
+            <w:pPr>
+              <w:spacing w:before="40" w:after="40"/>
+              <w:jc w:val="left"/>
+            </w:pPr>
+            <w:r>
+              <w:rPr>
+                <w:rFonts w:ascii="Adani" w:hAnsi="Adani"/>
+                <w:b w:val="0"/>
+                <w:sz w:val="18"/>
+                <w:u w:val="none"/>
+              </w:rPr>
+              <w:t>Director</w:t>
+            </w:r>
+          </w:p>
+        </w:tc>
+        <w:tc>
+          <w:tcPr>
+            <w:tcW w:type="dxa" w:w="1304"/>
+            <w:shd w:val="clear" w:color="auto" w:fill="FFFFFF"/>
+            <w:tcBorders>
+              <w:top w:val="single" w:sz="4" w:space="0" w:color="000000"/>
+              <w:left w:val="single" w:sz="4" w:space="0" w:color="000000"/>
+              <w:bottom w:val="single" w:sz="4" w:space="0" w:color="000000"/>
+              <w:right w:val="single" w:sz="4" w:space="0" w:color="000000"/>
+            </w:tcBorders>
+            <w:vAlign w:val="center"/>
+          </w:tcPr>
+          <w:p>
+            <w:pPr>
+              <w:spacing w:before="40" w:after="40"/>
+              <w:jc w:val="left"/>
+            </w:pPr>
+            <w:r>
+              <w:rPr>
+                <w:rFonts w:ascii="Adani" w:hAnsi="Adani"/>
+                <w:b w:val="0"/>
+                <w:sz w:val="18"/>
+                <w:u w:val="none"/>
+              </w:rPr>
+              <w:t>20/06/2025</w:t>
             </w:r>
           </w:p>
         </w:tc>
@@ -5359,7 +5473,7 @@
                 <w:sz w:val="18"/>
                 <w:u w:val="none"/>
               </w:rPr>
-              <w:t>U40106GJ2020PLC111939</w:t>
+              <w:t>U40100GJ2020PLC111960</w:t>
             </w:r>
           </w:p>
         </w:tc>
@@ -5387,7 +5501,7 @@
                 <w:sz w:val="18"/>
                 <w:u w:val="none"/>
               </w:rPr>
-              <w:t>ADANI GREEN ENERGY TWENTY FOUR LIMITED</w:t>
+              <w:t>ADANI GREEN ENERGY THIRTY ONE LIMITED</w:t>
             </w:r>
           </w:p>
         </w:tc>
@@ -5415,7 +5529,7 @@
                 <w:sz w:val="18"/>
                 <w:u w:val="none"/>
               </w:rPr>
-              <w:t>Additional Director</w:t>
+              <w:t>Director</w:t>
             </w:r>
           </w:p>
         </w:tc>
@@ -5443,121 +5557,7 @@
                 <w:sz w:val="18"/>
                 <w:u w:val="none"/>
               </w:rPr>
-              <w:t>01/05/2025</w:t>
-            </w:r>
-          </w:p>
-        </w:tc>
-      </w:tr>
-      <w:tr>
-        <w:tc>
-          <w:tcPr>
-            <w:tcW w:type="dxa" w:w="2268"/>
-            <w:shd w:val="clear" w:color="auto" w:fill="FFFFFF"/>
-            <w:tcBorders>
-              <w:top w:val="single" w:sz="4" w:space="0" w:color="000000"/>
-              <w:left w:val="single" w:sz="4" w:space="0" w:color="000000"/>
-              <w:bottom w:val="single" w:sz="4" w:space="0" w:color="000000"/>
-              <w:right w:val="single" w:sz="4" w:space="0" w:color="000000"/>
-            </w:tcBorders>
-            <w:vAlign w:val="center"/>
-          </w:tcPr>
-          <w:p>
-            <w:pPr>
-              <w:spacing w:before="40" w:after="40"/>
-              <w:jc w:val="left"/>
-            </w:pPr>
-            <w:r>
-              <w:rPr>
-                <w:rFonts w:ascii="Adani" w:hAnsi="Adani"/>
-                <w:b w:val="0"/>
-                <w:sz w:val="18"/>
-                <w:u w:val="none"/>
-              </w:rPr>
-              <w:t>U40106GJ2019PLC110234</w:t>
-            </w:r>
-          </w:p>
-        </w:tc>
-        <w:tc>
-          <w:tcPr>
-            <w:tcW w:type="dxa" w:w="4252"/>
-            <w:shd w:val="clear" w:color="auto" w:fill="FFFFFF"/>
-            <w:tcBorders>
-              <w:top w:val="single" w:sz="4" w:space="0" w:color="000000"/>
-              <w:left w:val="single" w:sz="4" w:space="0" w:color="000000"/>
-              <w:bottom w:val="single" w:sz="4" w:space="0" w:color="000000"/>
-              <w:right w:val="single" w:sz="4" w:space="0" w:color="000000"/>
-            </w:tcBorders>
-            <w:vAlign w:val="center"/>
-          </w:tcPr>
-          <w:p>
-            <w:pPr>
-              <w:spacing w:before="40" w:after="40"/>
-              <w:jc w:val="left"/>
-            </w:pPr>
-            <w:r>
-              <w:rPr>
-                <w:rFonts w:ascii="Adani" w:hAnsi="Adani"/>
-                <w:b w:val="0"/>
-                <w:sz w:val="18"/>
-                <w:u w:val="none"/>
-              </w:rPr>
-              <w:t>ADANI RENEWABLE ENERGY HOLDING NINE LIMITED</w:t>
-            </w:r>
-          </w:p>
-        </w:tc>
-        <w:tc>
-          <w:tcPr>
-            <w:tcW w:type="dxa" w:w="1587"/>
-            <w:shd w:val="clear" w:color="auto" w:fill="FFFFFF"/>
-            <w:tcBorders>
-              <w:top w:val="single" w:sz="4" w:space="0" w:color="000000"/>
-              <w:left w:val="single" w:sz="4" w:space="0" w:color="000000"/>
-              <w:bottom w:val="single" w:sz="4" w:space="0" w:color="000000"/>
-              <w:right w:val="single" w:sz="4" w:space="0" w:color="000000"/>
-            </w:tcBorders>
-            <w:vAlign w:val="center"/>
-          </w:tcPr>
-          <w:p>
-            <w:pPr>
-              <w:spacing w:before="40" w:after="40"/>
-              <w:jc w:val="left"/>
-            </w:pPr>
-            <w:r>
-              <w:rPr>
-                <w:rFonts w:ascii="Adani" w:hAnsi="Adani"/>
-                <w:b w:val="0"/>
-                <w:sz w:val="18"/>
-                <w:u w:val="none"/>
-              </w:rPr>
-              <w:t>Additional Director</w:t>
-            </w:r>
-          </w:p>
-        </w:tc>
-        <w:tc>
-          <w:tcPr>
-            <w:tcW w:type="dxa" w:w="1304"/>
-            <w:shd w:val="clear" w:color="auto" w:fill="FFFFFF"/>
-            <w:tcBorders>
-              <w:top w:val="single" w:sz="4" w:space="0" w:color="000000"/>
-              <w:left w:val="single" w:sz="4" w:space="0" w:color="000000"/>
-              <w:bottom w:val="single" w:sz="4" w:space="0" w:color="000000"/>
-              <w:right w:val="single" w:sz="4" w:space="0" w:color="000000"/>
-            </w:tcBorders>
-            <w:vAlign w:val="center"/>
-          </w:tcPr>
-          <w:p>
-            <w:pPr>
-              <w:spacing w:before="40" w:after="40"/>
-              <w:jc w:val="left"/>
-            </w:pPr>
-            <w:r>
-              <w:rPr>
-                <w:rFonts w:ascii="Adani" w:hAnsi="Adani"/>
-                <w:b w:val="0"/>
-                <w:sz w:val="18"/>
-                <w:u w:val="none"/>
-              </w:rPr>
-              <w:t>01/05/2025</w:t>
+              <w:t>19/06/2025</w:t>
             </w:r>
           </w:p>
         </w:tc>
@@ -5643,7 +5643,7 @@
                 <w:sz w:val="18"/>
                 <w:u w:val="none"/>
               </w:rPr>
-              <w:t>Additional Director</w:t>
+              <w:t>Director</w:t>
             </w:r>
           </w:p>
         </w:tc>
@@ -5671,7 +5671,7 @@
                 <w:sz w:val="18"/>
                 <w:u w:val="none"/>
               </w:rPr>
-              <w:t>01/05/2025</w:t>
+              <w:t>19/06/2025</w:t>
             </w:r>
           </w:p>
         </w:tc>
